--- a/Documents/Rind and Rosenberg_July2026_Revised.docx
+++ b/Documents/Rind and Rosenberg_July2026_Revised.docx
@@ -7345,7 +7345,7 @@
           <w:sz w:val="24"/>
           <w:szCs w:val="24"/>
         </w:rPr>
-        <w:t xml:space="preserve">by month, day of the week, and hour of the day </w:t>
+        <w:t xml:space="preserve">by </w:t>
       </w:r>
       <w:r>
         <w:rPr>
@@ -7353,6 +7353,22 @@
           <w:sz w:val="24"/>
           <w:szCs w:val="24"/>
         </w:rPr>
+        <w:t xml:space="preserve">hour of the </w:t>
+      </w:r>
+      <w:r>
+        <w:rPr>
+          <w:rFonts w:asciiTheme="majorBidi" w:eastAsia="Times New Roman" w:hAnsiTheme="majorBidi" w:cstheme="majorBidi"/>
+          <w:sz w:val="24"/>
+          <w:szCs w:val="24"/>
+        </w:rPr>
+        <w:t xml:space="preserve">month </w:t>
+      </w:r>
+      <w:r>
+        <w:rPr>
+          <w:rFonts w:asciiTheme="majorBidi" w:eastAsia="Times New Roman" w:hAnsiTheme="majorBidi" w:cstheme="majorBidi"/>
+          <w:sz w:val="24"/>
+          <w:szCs w:val="24"/>
+        </w:rPr>
         <w:t xml:space="preserve">for the remainder of the modeling, analysis, management recommendations, and discussion. </w:t>
       </w:r>
       <w:r>
@@ -7511,6 +7527,65 @@
         <w:rPr>
           <w:rFonts w:ascii="Times New Roman" w:eastAsia="Times New Roman" w:hAnsi="Times New Roman" w:cs="Times New Roman"/>
           <w:color w:val="000000"/>
+          <w:sz w:val="24"/>
+          <w:szCs w:val="24"/>
+        </w:rPr>
+        <w:t xml:space="preserve"> </w:t>
+      </w:r>
+      <w:r>
+        <w:rPr>
+          <w:rFonts w:ascii="Times New Roman" w:eastAsia="Times New Roman" w:hAnsi="Times New Roman" w:cs="Times New Roman"/>
+          <w:color w:val="000000"/>
+          <w:sz w:val="24"/>
+          <w:szCs w:val="24"/>
+        </w:rPr>
+        <w:t>We estimated</w:t>
+      </w:r>
+      <w:r>
+        <w:rPr>
+          <w:rFonts w:ascii="Times New Roman" w:eastAsia="Times New Roman" w:hAnsi="Times New Roman" w:cs="Times New Roman"/>
+          <w:color w:val="000000"/>
+          <w:sz w:val="24"/>
+          <w:szCs w:val="24"/>
+        </w:rPr>
+        <w:t xml:space="preserve"> 2024</w:t>
+      </w:r>
+      <w:r>
+        <w:rPr>
+          <w:rFonts w:ascii="Times New Roman" w:eastAsia="Times New Roman" w:hAnsi="Times New Roman" w:cs="Times New Roman"/>
+          <w:color w:val="000000"/>
+          <w:sz w:val="24"/>
+          <w:szCs w:val="24"/>
+        </w:rPr>
+        <w:t xml:space="preserve"> energy prices because </w:t>
+      </w:r>
+      <w:r>
+        <w:rPr>
+          <w:rFonts w:ascii="Times New Roman" w:hAnsi="Times New Roman" w:cs="Times New Roman"/>
+          <w:sz w:val="24"/>
+          <w:szCs w:val="24"/>
+        </w:rPr>
+        <w:t>Bair &amp; Yackulic (2024)</w:t>
+      </w:r>
+      <w:r>
+        <w:rPr>
+          <w:rFonts w:ascii="Times New Roman" w:hAnsi="Times New Roman" w:cs="Times New Roman"/>
+          <w:sz w:val="24"/>
+          <w:szCs w:val="24"/>
+        </w:rPr>
+        <w:t xml:space="preserve"> did not provide the underlying energy price data</w:t>
+      </w:r>
+      <w:r>
+        <w:rPr>
+          <w:rFonts w:ascii="Times New Roman" w:hAnsi="Times New Roman" w:cs="Times New Roman"/>
+          <w:sz w:val="24"/>
+          <w:szCs w:val="24"/>
+        </w:rPr>
+        <w:t>.</w:t>
+      </w:r>
+      <w:r>
+        <w:rPr>
+          <w:rFonts w:ascii="Times New Roman" w:hAnsi="Times New Roman" w:cs="Times New Roman"/>
           <w:sz w:val="24"/>
           <w:szCs w:val="24"/>
         </w:rPr>
@@ -12946,7 +13021,23 @@
           <w:sz w:val="24"/>
           <w:szCs w:val="24"/>
         </w:rPr>
-        <w:t>scenarios with the price premium</w:t>
+        <w:t xml:space="preserve">scenarios with </w:t>
+      </w:r>
+      <w:r>
+        <w:rPr>
+          <w:rFonts w:ascii="Times New Roman" w:eastAsia="Times New Roman" w:hAnsi="Times New Roman" w:cs="Times New Roman"/>
+          <w:sz w:val="24"/>
+          <w:szCs w:val="24"/>
+        </w:rPr>
+        <w:t>a</w:t>
+      </w:r>
+      <w:r>
+        <w:rPr>
+          <w:rFonts w:ascii="Times New Roman" w:eastAsia="Times New Roman" w:hAnsi="Times New Roman" w:cs="Times New Roman"/>
+          <w:sz w:val="24"/>
+          <w:szCs w:val="24"/>
+        </w:rPr>
+        <w:t xml:space="preserve"> price premium</w:t>
       </w:r>
       <w:r>
         <w:rPr>
@@ -16627,7 +16718,7 @@
         </w:rPr>
         <w:lastRenderedPageBreak/>
         <w:drawing>
-          <wp:inline distT="0" distB="0" distL="0" distR="0" wp14:anchorId="59AF2420" wp14:editId="200C32F7">
+          <wp:inline distT="0" distB="0" distL="0" distR="0" wp14:anchorId="59AF2420" wp14:editId="3FCBE591">
             <wp:extent cx="5115464" cy="3717989"/>
             <wp:effectExtent l="19050" t="19050" r="28575" b="15875"/>
             <wp:docPr id="3" name="Picture 3"/>
@@ -17052,7 +17143,23 @@
           <w:sz w:val="24"/>
           <w:szCs w:val="24"/>
         </w:rPr>
-        <w:t>/MWh increase above</w:t>
+        <w:t xml:space="preserve">/MWh </w:t>
+      </w:r>
+      <w:r>
+        <w:rPr>
+          <w:rFonts w:ascii="Times New Roman" w:hAnsi="Times New Roman" w:cs="Times New Roman"/>
+          <w:sz w:val="24"/>
+          <w:szCs w:val="24"/>
+        </w:rPr>
+        <w:t>premium</w:t>
+      </w:r>
+      <w:r>
+        <w:rPr>
+          <w:rFonts w:ascii="Times New Roman" w:hAnsi="Times New Roman" w:cs="Times New Roman"/>
+          <w:sz w:val="24"/>
+          <w:szCs w:val="24"/>
+        </w:rPr>
+        <w:t xml:space="preserve"> above</w:t>
       </w:r>
       <w:r>
         <w:rPr>
@@ -23349,7 +23456,23 @@
           <w:sz w:val="24"/>
           <w:szCs w:val="24"/>
         </w:rPr>
-        <w:t xml:space="preserve">When we tested sensitivity to 2014 energy prices, we found tradeoff curves of hydropeaking value vs number of days of steady low releases had the same shape as curves for 2024 energy prices, but the x-axis intercepts (hydropeaking value with zero days of steady low releases) were shifted left or right depending on changes in weekday and weekend peak- and off-peak prices (Supplementary, Table S7). For example, in March to June, weekday on- and off-peak and weekend off-peak hydropower prices were higher in 2014 than in 2024. Thus, </w:t>
+        <w:t>When we tested sensitivity to 2014 energy prices, we found tradeoff curves of hydropeaking value vs number of days of steady low releases had the same shape as curves for 2024 energy prices</w:t>
+      </w:r>
+      <w:r>
+        <w:rPr>
+          <w:rFonts w:asciiTheme="majorBidi" w:hAnsiTheme="majorBidi" w:cstheme="majorBidi"/>
+          <w:sz w:val="24"/>
+          <w:szCs w:val="24"/>
+        </w:rPr>
+        <w:t xml:space="preserve">. However, </w:t>
+      </w:r>
+      <w:r>
+        <w:rPr>
+          <w:rFonts w:asciiTheme="majorBidi" w:hAnsiTheme="majorBidi" w:cstheme="majorBidi"/>
+          <w:sz w:val="24"/>
+          <w:szCs w:val="24"/>
+        </w:rPr>
+        <w:t xml:space="preserve">the x-axis intercepts (hydropeaking value with zero days of steady low releases) were shifted left or right depending on changes in weekday and weekend peak- and off-peak prices (Supplementary, Table S7). For example, in March to June, weekday on- and off-peak and weekend off-peak hydropower prices were higher in 2014 than in 2024. Thus, </w:t>
       </w:r>
       <w:r>
         <w:rPr>
@@ -29228,7 +29351,20 @@
         <w:t xml:space="preserve"> </w:t>
       </w:r>
       <w:r>
-        <w:t>References</w:t>
+        <w:t>Refer</w:t>
+      </w:r>
+      <w:commentRangeStart w:id="42"/>
+      <w:r>
+        <w:t>ences</w:t>
+      </w:r>
+      <w:commentRangeEnd w:id="42"/>
+      <w:r>
+        <w:rPr>
+          <w:rStyle w:val="CommentReference"/>
+          <w:sz w:val="24"/>
+          <w:szCs w:val="28"/>
+        </w:rPr>
+        <w:commentReference w:id="42"/>
       </w:r>
       <w:r>
         <w:rPr>
@@ -29734,7 +29870,16 @@
         <w:t xml:space="preserve"> </w:t>
       </w:r>
       <w:r>
-        <w:t>https://github.com/moazzamalirind/BugFlowExperiment_Analysis2026</w:t>
+        <w:t>Hydroshare</w:t>
+      </w:r>
+      <w:r>
+        <w:t xml:space="preserve">. </w:t>
+      </w:r>
+      <w:r>
+        <w:t>https://www.hydroshare.org/resource/0df6ae0fa36a492ea42b9a05a72d6f30/</w:t>
+      </w:r>
+      <w:r>
+        <w:t>.</w:t>
       </w:r>
     </w:p>
     <w:p>
@@ -29959,12 +30104,12 @@
       </w:r>
     </w:p>
     <w:sectPr>
-      <w:headerReference w:type="even" r:id="rId19"/>
-      <w:headerReference w:type="default" r:id="rId20"/>
-      <w:footerReference w:type="even" r:id="rId21"/>
-      <w:footerReference w:type="default" r:id="rId22"/>
-      <w:headerReference w:type="first" r:id="rId23"/>
-      <w:footerReference w:type="first" r:id="rId24"/>
+      <w:headerReference w:type="even" r:id="rId23"/>
+      <w:headerReference w:type="default" r:id="rId24"/>
+      <w:footerReference w:type="even" r:id="rId25"/>
+      <w:footerReference w:type="default" r:id="rId26"/>
+      <w:headerReference w:type="first" r:id="rId27"/>
+      <w:footerReference w:type="first" r:id="rId28"/>
       <w:pgSz w:w="12240" w:h="15840"/>
       <w:pgMar w:top="1440" w:right="1440" w:bottom="1440" w:left="1440" w:header="720" w:footer="720" w:gutter="0"/>
       <w:lnNumType w:countBy="1" w:restart="continuous"/>
@@ -29973,6 +30118,56 @@
     </w:sectPr>
   </w:body>
 </w:document>
+</file>
+
+<file path=word/comments.xml><?xml version="1.0" encoding="utf-8"?>
+<w:comments xmlns:wpc="http://schemas.microsoft.com/office/word/2010/wordprocessingCanvas" xmlns:cx="http://schemas.microsoft.com/office/drawing/2014/chartex" xmlns:cx1="http://schemas.microsoft.com/office/drawing/2015/9/8/chartex" xmlns:cx2="http://schemas.microsoft.com/office/drawing/2015/10/21/chartex" xmlns:cx3="http://schemas.microsoft.com/office/drawing/2016/5/9/chartex" xmlns:cx4="http://schemas.microsoft.com/office/drawing/2016/5/10/chartex" xmlns:cx5="http://schemas.microsoft.com/office/drawing/2016/5/11/chartex" xmlns:cx6="http://schemas.microsoft.com/office/drawing/2016/5/12/chartex" xmlns:cx7="http://schemas.microsoft.com/office/drawing/2016/5/13/chartex" xmlns:cx8="http://schemas.microsoft.com/office/drawing/2016/5/14/chartex" xmlns:mc="http://schemas.openxmlformats.org/markup-compatibility/2006" xmlns:aink="http://schemas.microsoft.com/office/drawing/2016/ink" xmlns:am3d="http://schemas.microsoft.com/office/drawing/2017/model3d" xmlns:o="urn:schemas-microsoft-com:office:office" xmlns:oel="http://schemas.microsoft.com/office/2019/extlst" xmlns:r="http://schemas.openxmlformats.org/officeDocument/2006/relationships" xmlns:m="http://schemas.openxmlformats.org/officeDocument/2006/math" xmlns:v="urn:schemas-microsoft-com:vml" xmlns:wp14="http://schemas.microsoft.com/office/word/2010/wordprocessingDrawing" xmlns:wp="http://schemas.openxmlformats.org/drawingml/2006/wordprocessingDrawing" xmlns:w10="urn:schemas-microsoft-com:office:word" xmlns:w="http://schemas.openxmlformats.org/wordprocessingml/2006/main" xmlns:w14="http://schemas.microsoft.com/office/word/2010/wordml" xmlns:w15="http://schemas.microsoft.com/office/word/2012/wordml" xmlns:w16cei="http://schemas.microsoft.com/office/word/2026/wordml/cei" xmlns:w16cex="http://schemas.microsoft.com/office/word/2018/wordml/cex" xmlns:w16cid="http://schemas.microsoft.com/office/word/2016/wordml/cid" xmlns:w16="http://schemas.microsoft.com/office/word/2018/wordml" xmlns:w16du="http://schemas.microsoft.com/office/word/2023/wordml/word16du" xmlns:w16sdtdh="http://schemas.microsoft.com/office/word/2020/wordml/sdtdatahash" xmlns:w16sdtfl="http://schemas.microsoft.com/office/word/2024/wordml/sdtformatlock" xmlns:w16se="http://schemas.microsoft.com/office/word/2015/wordml/symex" xmlns:wpg="http://schemas.microsoft.com/office/word/2010/wordprocessingGroup" xmlns:wpi="http://schemas.microsoft.com/office/word/2010/wordprocessingInk" xmlns:wne="http://schemas.microsoft.com/office/word/2006/wordml" xmlns:wps="http://schemas.microsoft.com/office/word/2010/wordprocessingShape" mc:Ignorable="w14 w15 w16se w16cid w16 w16cex w16sdtdh w16sdtfl w16du wp14">
+  <w:comment w:id="42" w:author="David Rosenberg" w:date="2026-07-29T15:58:00Z" w:initials="DR">
+    <w:p>
+      <w:pPr>
+        <w:pStyle w:val="CommentText"/>
+      </w:pPr>
+      <w:r>
+        <w:rPr>
+          <w:rStyle w:val="CommentReference"/>
+        </w:rPr>
+        <w:annotationRef/>
+      </w:r>
+      <w:r>
+        <w:t xml:space="preserve">I update the URL on Rind and Rosenberg to be </w:t>
+      </w:r>
+      <w:hyperlink r:id="rId1" w:history="1">
+        <w:r>
+          <w:rPr>
+            <w:rStyle w:val="Hyperlink"/>
+          </w:rPr>
+          <w:t>https://www.hydroshare.org/resource/0df6ae0fa36a492ea42b9a05a72d6f30/</w:t>
+        </w:r>
+      </w:hyperlink>
+      <w:r>
+        <w:t>. Please update the bibliography before making a pdf.</w:t>
+      </w:r>
+    </w:p>
+  </w:comment>
+</w:comments>
+</file>
+
+<file path=word/commentsExtended.xml><?xml version="1.0" encoding="utf-8"?>
+<w15:commentsEx xmlns:wpc="http://schemas.microsoft.com/office/word/2010/wordprocessingCanvas" xmlns:cx="http://schemas.microsoft.com/office/drawing/2014/chartex" xmlns:cx1="http://schemas.microsoft.com/office/drawing/2015/9/8/chartex" xmlns:cx2="http://schemas.microsoft.com/office/drawing/2015/10/21/chartex" xmlns:cx3="http://schemas.microsoft.com/office/drawing/2016/5/9/chartex" xmlns:cx4="http://schemas.microsoft.com/office/drawing/2016/5/10/chartex" xmlns:cx5="http://schemas.microsoft.com/office/drawing/2016/5/11/chartex" xmlns:cx6="http://schemas.microsoft.com/office/drawing/2016/5/12/chartex" xmlns:cx7="http://schemas.microsoft.com/office/drawing/2016/5/13/chartex" xmlns:cx8="http://schemas.microsoft.com/office/drawing/2016/5/14/chartex" xmlns:mc="http://schemas.openxmlformats.org/markup-compatibility/2006" xmlns:aink="http://schemas.microsoft.com/office/drawing/2016/ink" xmlns:am3d="http://schemas.microsoft.com/office/drawing/2017/model3d" xmlns:o="urn:schemas-microsoft-com:office:office" xmlns:oel="http://schemas.microsoft.com/office/2019/extlst" xmlns:r="http://schemas.openxmlformats.org/officeDocument/2006/relationships" xmlns:m="http://schemas.openxmlformats.org/officeDocument/2006/math" xmlns:v="urn:schemas-microsoft-com:vml" xmlns:wp14="http://schemas.microsoft.com/office/word/2010/wordprocessingDrawing" xmlns:wp="http://schemas.openxmlformats.org/drawingml/2006/wordprocessingDrawing" xmlns:w10="urn:schemas-microsoft-com:office:word" xmlns:w="http://schemas.openxmlformats.org/wordprocessingml/2006/main" xmlns:w14="http://schemas.microsoft.com/office/word/2010/wordml" xmlns:w15="http://schemas.microsoft.com/office/word/2012/wordml" xmlns:w16cei="http://schemas.microsoft.com/office/word/2026/wordml/cei" xmlns:w16cex="http://schemas.microsoft.com/office/word/2018/wordml/cex" xmlns:w16cid="http://schemas.microsoft.com/office/word/2016/wordml/cid" xmlns:w16="http://schemas.microsoft.com/office/word/2018/wordml" xmlns:w16du="http://schemas.microsoft.com/office/word/2023/wordml/word16du" xmlns:w16sdtdh="http://schemas.microsoft.com/office/word/2020/wordml/sdtdatahash" xmlns:w16sdtfl="http://schemas.microsoft.com/office/word/2024/wordml/sdtformatlock" xmlns:w16se="http://schemas.microsoft.com/office/word/2015/wordml/symex" xmlns:wpg="http://schemas.microsoft.com/office/word/2010/wordprocessingGroup" xmlns:wpi="http://schemas.microsoft.com/office/word/2010/wordprocessingInk" xmlns:wne="http://schemas.microsoft.com/office/word/2006/wordml" xmlns:wps="http://schemas.microsoft.com/office/word/2010/wordprocessingShape" mc:Ignorable="w14 w15 w16se w16cid w16 w16cex w16sdtdh w16sdtfl w16du wp14">
+  <w15:commentEx w15:paraId="0F69C48B" w15:done="0"/>
+</w15:commentsEx>
+</file>
+
+<file path=word/commentsExtensible.xml><?xml version="1.0" encoding="utf-8"?>
+<w16cex:commentsExtensible xmlns:wpc="http://schemas.microsoft.com/office/word/2010/wordprocessingCanvas" xmlns:cx="http://schemas.microsoft.com/office/drawing/2014/chartex" xmlns:cx1="http://schemas.microsoft.com/office/drawing/2015/9/8/chartex" xmlns:cx2="http://schemas.microsoft.com/office/drawing/2015/10/21/chartex" xmlns:cx3="http://schemas.microsoft.com/office/drawing/2016/5/9/chartex" xmlns:cx4="http://schemas.microsoft.com/office/drawing/2016/5/10/chartex" xmlns:cx5="http://schemas.microsoft.com/office/drawing/2016/5/11/chartex" xmlns:cx6="http://schemas.microsoft.com/office/drawing/2016/5/12/chartex" xmlns:cx7="http://schemas.microsoft.com/office/drawing/2016/5/13/chartex" xmlns:cx8="http://schemas.microsoft.com/office/drawing/2016/5/14/chartex" xmlns:cr="http://schemas.microsoft.com/office/comments/2020/reactions" xmlns:mc="http://schemas.openxmlformats.org/markup-compatibility/2006" xmlns:aink="http://schemas.microsoft.com/office/drawing/2016/ink" xmlns:am3d="http://schemas.microsoft.com/office/drawing/2017/model3d" xmlns:o="urn:schemas-microsoft-com:office:office" xmlns:oel="http://schemas.microsoft.com/office/2019/extlst" xmlns:r="http://schemas.openxmlformats.org/officeDocument/2006/relationships" xmlns:m="http://schemas.openxmlformats.org/officeDocument/2006/math" xmlns:v="urn:schemas-microsoft-com:vml" xmlns:wp14="http://schemas.microsoft.com/office/word/2010/wordprocessingDrawing" xmlns:wp="http://schemas.openxmlformats.org/drawingml/2006/wordprocessingDrawing" xmlns:w10="urn:schemas-microsoft-com:office:word" xmlns:w="http://schemas.openxmlformats.org/wordprocessingml/2006/main" xmlns:w14="http://schemas.microsoft.com/office/word/2010/wordml" xmlns:w15="http://schemas.microsoft.com/office/word/2012/wordml" xmlns:w16cei="http://schemas.microsoft.com/office/word/2026/wordml/cei" xmlns:w16cex="http://schemas.microsoft.com/office/word/2018/wordml/cex" xmlns:w16cid="http://schemas.microsoft.com/office/word/2016/wordml/cid" xmlns:w16="http://schemas.microsoft.com/office/word/2018/wordml" xmlns:w16du="http://schemas.microsoft.com/office/word/2023/wordml/word16du" xmlns:w16sdtdh="http://schemas.microsoft.com/office/word/2020/wordml/sdtdatahash" xmlns:w16sdtfl="http://schemas.microsoft.com/office/word/2024/wordml/sdtformatlock" xmlns:w16se="http://schemas.microsoft.com/office/word/2015/wordml/symex" xmlns:wpg="http://schemas.microsoft.com/office/word/2010/wordprocessingGroup" xmlns:wpi="http://schemas.microsoft.com/office/word/2010/wordprocessingInk" xmlns:wne="http://schemas.microsoft.com/office/word/2006/wordml" xmlns:wps="http://schemas.microsoft.com/office/word/2010/wordprocessingShape" mc:Ignorable="w14 w15 w16se w16cid w16 w16cex w16sdtdh w16sdtfl cr w16du wp14">
+  <w16cex:commentExtensible w16cex:durableId="515069E1" w16cex:dateUtc="2026-07-29T21:58:00Z"/>
+</w16cex:commentsExtensible>
+</file>
+
+<file path=word/commentsIds.xml><?xml version="1.0" encoding="utf-8"?>
+<w16cid:commentsIds xmlns:wpc="http://schemas.microsoft.com/office/word/2010/wordprocessingCanvas" xmlns:cx="http://schemas.microsoft.com/office/drawing/2014/chartex" xmlns:cx1="http://schemas.microsoft.com/office/drawing/2015/9/8/chartex" xmlns:cx2="http://schemas.microsoft.com/office/drawing/2015/10/21/chartex" xmlns:cx3="http://schemas.microsoft.com/office/drawing/2016/5/9/chartex" xmlns:cx4="http://schemas.microsoft.com/office/drawing/2016/5/10/chartex" xmlns:cx5="http://schemas.microsoft.com/office/drawing/2016/5/11/chartex" xmlns:cx6="http://schemas.microsoft.com/office/drawing/2016/5/12/chartex" xmlns:cx7="http://schemas.microsoft.com/office/drawing/2016/5/13/chartex" xmlns:cx8="http://schemas.microsoft.com/office/drawing/2016/5/14/chartex" xmlns:mc="http://schemas.openxmlformats.org/markup-compatibility/2006" xmlns:aink="http://schemas.microsoft.com/office/drawing/2016/ink" xmlns:am3d="http://schemas.microsoft.com/office/drawing/2017/model3d" xmlns:o="urn:schemas-microsoft-com:office:office" xmlns:oel="http://schemas.microsoft.com/office/2019/extlst" xmlns:r="http://schemas.openxmlformats.org/officeDocument/2006/relationships" xmlns:m="http://schemas.openxmlformats.org/officeDocument/2006/math" xmlns:v="urn:schemas-microsoft-com:vml" xmlns:wp14="http://schemas.microsoft.com/office/word/2010/wordprocessingDrawing" xmlns:wp="http://schemas.openxmlformats.org/drawingml/2006/wordprocessingDrawing" xmlns:w10="urn:schemas-microsoft-com:office:word" xmlns:w="http://schemas.openxmlformats.org/wordprocessingml/2006/main" xmlns:w14="http://schemas.microsoft.com/office/word/2010/wordml" xmlns:w15="http://schemas.microsoft.com/office/word/2012/wordml" xmlns:w16cei="http://schemas.microsoft.com/office/word/2026/wordml/cei" xmlns:w16cex="http://schemas.microsoft.com/office/word/2018/wordml/cex" xmlns:w16cid="http://schemas.microsoft.com/office/word/2016/wordml/cid" xmlns:w16="http://schemas.microsoft.com/office/word/2018/wordml" xmlns:w16du="http://schemas.microsoft.com/office/word/2023/wordml/word16du" xmlns:w16sdtdh="http://schemas.microsoft.com/office/word/2020/wordml/sdtdatahash" xmlns:w16sdtfl="http://schemas.microsoft.com/office/word/2024/wordml/sdtformatlock" xmlns:w16se="http://schemas.microsoft.com/office/word/2015/wordml/symex" xmlns:wpg="http://schemas.microsoft.com/office/word/2010/wordprocessingGroup" xmlns:wpi="http://schemas.microsoft.com/office/word/2010/wordprocessingInk" xmlns:wne="http://schemas.microsoft.com/office/word/2006/wordml" xmlns:wps="http://schemas.microsoft.com/office/word/2010/wordprocessingShape" mc:Ignorable="w14 w15 w16se w16cid w16 w16cex w16sdtdh w16sdtfl w16du wp14">
+  <w16cid:commentId w16cid:paraId="0F69C48B" w16cid:durableId="515069E1"/>
+</w16cid:commentsIds>
 </file>
 
 <file path=word/endnotes.xml><?xml version="1.0" encoding="utf-8"?>
@@ -32782,6 +32977,14 @@
     <w:abstractNumId w:val="3"/>
   </w:num>
 </w:numbering>
+</file>
+
+<file path=word/people.xml><?xml version="1.0" encoding="utf-8"?>
+<w15:people xmlns:wpc="http://schemas.microsoft.com/office/word/2010/wordprocessingCanvas" xmlns:cx="http://schemas.microsoft.com/office/drawing/2014/chartex" xmlns:cx1="http://schemas.microsoft.com/office/drawing/2015/9/8/chartex" xmlns:cx2="http://schemas.microsoft.com/office/drawing/2015/10/21/chartex" xmlns:cx3="http://schemas.microsoft.com/office/drawing/2016/5/9/chartex" xmlns:cx4="http://schemas.microsoft.com/office/drawing/2016/5/10/chartex" xmlns:cx5="http://schemas.microsoft.com/office/drawing/2016/5/11/chartex" xmlns:cx6="http://schemas.microsoft.com/office/drawing/2016/5/12/chartex" xmlns:cx7="http://schemas.microsoft.com/office/drawing/2016/5/13/chartex" xmlns:cx8="http://schemas.microsoft.com/office/drawing/2016/5/14/chartex" xmlns:mc="http://schemas.openxmlformats.org/markup-compatibility/2006" xmlns:aink="http://schemas.microsoft.com/office/drawing/2016/ink" xmlns:am3d="http://schemas.microsoft.com/office/drawing/2017/model3d" xmlns:o="urn:schemas-microsoft-com:office:office" xmlns:oel="http://schemas.microsoft.com/office/2019/extlst" xmlns:r="http://schemas.openxmlformats.org/officeDocument/2006/relationships" xmlns:m="http://schemas.openxmlformats.org/officeDocument/2006/math" xmlns:v="urn:schemas-microsoft-com:vml" xmlns:wp14="http://schemas.microsoft.com/office/word/2010/wordprocessingDrawing" xmlns:wp="http://schemas.openxmlformats.org/drawingml/2006/wordprocessingDrawing" xmlns:w10="urn:schemas-microsoft-com:office:word" xmlns:w="http://schemas.openxmlformats.org/wordprocessingml/2006/main" xmlns:w14="http://schemas.microsoft.com/office/word/2010/wordml" xmlns:w15="http://schemas.microsoft.com/office/word/2012/wordml" xmlns:w16cei="http://schemas.microsoft.com/office/word/2026/wordml/cei" xmlns:w16cex="http://schemas.microsoft.com/office/word/2018/wordml/cex" xmlns:w16cid="http://schemas.microsoft.com/office/word/2016/wordml/cid" xmlns:w16="http://schemas.microsoft.com/office/word/2018/wordml" xmlns:w16du="http://schemas.microsoft.com/office/word/2023/wordml/word16du" xmlns:w16sdtdh="http://schemas.microsoft.com/office/word/2020/wordml/sdtdatahash" xmlns:w16sdtfl="http://schemas.microsoft.com/office/word/2024/wordml/sdtformatlock" xmlns:w16se="http://schemas.microsoft.com/office/word/2015/wordml/symex" xmlns:wpg="http://schemas.microsoft.com/office/word/2010/wordprocessingGroup" xmlns:wpi="http://schemas.microsoft.com/office/word/2010/wordprocessingInk" xmlns:wne="http://schemas.microsoft.com/office/word/2006/wordml" xmlns:wps="http://schemas.microsoft.com/office/word/2010/wordprocessingShape" mc:Ignorable="w14 w15 w16se w16cid w16 w16cex w16sdtdh w16sdtfl w16du wp14">
+  <w15:person w15:author="David Rosenberg">
+    <w15:presenceInfo w15:providerId="None" w15:userId="David Rosenberg"/>
+  </w15:person>
+</w15:people>
 </file>
 
 <file path=word/styles.xml><?xml version="1.0" encoding="utf-8"?>
@@ -34188,6 +34391,18 @@
       <w:shd w:val="clear" w:color="auto" w:fill="E1DFDD"/>
     </w:rPr>
   </w:style>
+  <w:style w:type="character" w:styleId="UnresolvedMention">
+    <w:name w:val="Unresolved Mention"/>
+    <w:basedOn w:val="DefaultParagraphFont"/>
+    <w:uiPriority w:val="99"/>
+    <w:semiHidden/>
+    <w:unhideWhenUsed/>
+    <w:rsid w:val="00531F22"/>
+    <w:rPr>
+      <w:color w:val="605E5C"/>
+      <w:shd w:val="clear" w:color="auto" w:fill="E1DFDD"/>
+    </w:rPr>
+  </w:style>
 </w:styles>
 </file>
 
@@ -34453,7 +34668,12 @@
 </file>
 
 <file path=customXml/item1.xml><?xml version="1.0" encoding="utf-8"?>
-<b:Sources xmlns:b="http://schemas.openxmlformats.org/officeDocument/2006/bibliography" xmlns="http://schemas.openxmlformats.org/officeDocument/2006/bibliography" SelectedStyle="\APASixthEditionOfficeOnline.xsl" StyleName="APA" Version="6"/>
+<?mso-contentType ?>
+<FormTemplates xmlns="http://schemas.microsoft.com/sharepoint/v3/contenttype/forms">
+  <Display>DocumentLibraryForm</Display>
+  <Edit>DocumentLibraryForm</Edit>
+  <New>DocumentLibraryForm</New>
+</FormTemplates>
 </file>
 
 <file path=customXml/item2.xml><?xml version="1.0" encoding="utf-8"?>
@@ -34465,12 +34685,7 @@
 </file>
 
 <file path=customXml/item3.xml><?xml version="1.0" encoding="utf-8"?>
-<?mso-contentType ?>
-<FormTemplates xmlns="http://schemas.microsoft.com/sharepoint/v3/contenttype/forms">
-  <Display>DocumentLibraryForm</Display>
-  <Edit>DocumentLibraryForm</Edit>
-  <New>DocumentLibraryForm</New>
-</FormTemplates>
+<b:Sources xmlns:b="http://schemas.openxmlformats.org/officeDocument/2006/bibliography" xmlns="http://schemas.openxmlformats.org/officeDocument/2006/bibliography" SelectedStyle="\APASixthEditionOfficeOnline.xsl" StyleName="APA" Version="6"/>
 </file>
 
 <file path=customXml/item4.xml><?xml version="1.0" encoding="utf-8"?>
@@ -34727,9 +34942,9 @@
 </file>
 
 <file path=customXml/itemProps1.xml><?xml version="1.0" encoding="utf-8"?>
-<ds:datastoreItem xmlns:ds="http://schemas.openxmlformats.org/officeDocument/2006/customXml" ds:itemID="{5F210B13-2118-4C2E-9C58-D70C0E8251E9}">
+<ds:datastoreItem xmlns:ds="http://schemas.openxmlformats.org/officeDocument/2006/customXml" ds:itemID="{F87A1911-26B3-44EC-B6AD-02FE49418F50}">
   <ds:schemaRefs>
-    <ds:schemaRef ds:uri="http://schemas.openxmlformats.org/officeDocument/2006/bibliography"/>
+    <ds:schemaRef ds:uri="http://schemas.microsoft.com/sharepoint/v3/contenttype/forms"/>
   </ds:schemaRefs>
 </ds:datastoreItem>
 </file>
@@ -34745,9 +34960,9 @@
 </file>
 
 <file path=customXml/itemProps3.xml><?xml version="1.0" encoding="utf-8"?>
-<ds:datastoreItem xmlns:ds="http://schemas.openxmlformats.org/officeDocument/2006/customXml" ds:itemID="{F87A1911-26B3-44EC-B6AD-02FE49418F50}">
+<ds:datastoreItem xmlns:ds="http://schemas.openxmlformats.org/officeDocument/2006/customXml" ds:itemID="{5F210B13-2118-4C2E-9C58-D70C0E8251E9}">
   <ds:schemaRefs>
-    <ds:schemaRef ds:uri="http://schemas.microsoft.com/sharepoint/v3/contenttype/forms"/>
+    <ds:schemaRef ds:uri="http://schemas.openxmlformats.org/officeDocument/2006/bibliography"/>
   </ds:schemaRefs>
 </ds:datastoreItem>
 </file>

--- a/Documents/Rind and Rosenberg_July2026_Revised.docx
+++ b/Documents/Rind and Rosenberg_July2026_Revised.docx
@@ -7557,39 +7557,55 @@
           <w:sz w:val="24"/>
           <w:szCs w:val="24"/>
         </w:rPr>
-        <w:t xml:space="preserve"> energy prices because </w:t>
-      </w:r>
-      <w:r>
-        <w:rPr>
-          <w:rFonts w:ascii="Times New Roman" w:hAnsi="Times New Roman" w:cs="Times New Roman"/>
-          <w:sz w:val="24"/>
-          <w:szCs w:val="24"/>
-        </w:rPr>
-        <w:t>Bair &amp; Yackulic (2024)</w:t>
-      </w:r>
-      <w:r>
-        <w:rPr>
-          <w:rFonts w:ascii="Times New Roman" w:hAnsi="Times New Roman" w:cs="Times New Roman"/>
-          <w:sz w:val="24"/>
-          <w:szCs w:val="24"/>
-        </w:rPr>
-        <w:t xml:space="preserve"> did not provide the underlying energy price data</w:t>
-      </w:r>
-      <w:r>
-        <w:rPr>
-          <w:rFonts w:ascii="Times New Roman" w:hAnsi="Times New Roman" w:cs="Times New Roman"/>
-          <w:sz w:val="24"/>
-          <w:szCs w:val="24"/>
-        </w:rPr>
-        <w:t>.</w:t>
-      </w:r>
-      <w:r>
-        <w:rPr>
-          <w:rFonts w:ascii="Times New Roman" w:hAnsi="Times New Roman" w:cs="Times New Roman"/>
-          <w:sz w:val="24"/>
-          <w:szCs w:val="24"/>
-        </w:rPr>
-        <w:t xml:space="preserve"> </w:t>
+        <w:t xml:space="preserve"> energy prices </w:t>
+      </w:r>
+      <w:r>
+        <w:rPr>
+          <w:rFonts w:asciiTheme="majorBidi" w:eastAsia="Times New Roman" w:hAnsiTheme="majorBidi" w:cstheme="majorBidi"/>
+          <w:sz w:val="24"/>
+          <w:szCs w:val="24"/>
+        </w:rPr>
+        <w:t>because</w:t>
+      </w:r>
+      <w:r>
+        <w:rPr>
+          <w:rFonts w:asciiTheme="majorBidi" w:eastAsia="Times New Roman" w:hAnsiTheme="majorBidi" w:cstheme="majorBidi"/>
+          <w:sz w:val="24"/>
+          <w:szCs w:val="24"/>
+        </w:rPr>
+        <w:t xml:space="preserve"> the work supporting the </w:t>
+      </w:r>
+      <w:r>
+        <w:rPr>
+          <w:rFonts w:asciiTheme="majorBidi" w:eastAsia="Times New Roman" w:hAnsiTheme="majorBidi" w:cstheme="majorBidi"/>
+          <w:sz w:val="24"/>
+          <w:szCs w:val="24"/>
+        </w:rPr>
+        <w:t>S</w:t>
+      </w:r>
+      <w:r>
+        <w:rPr>
+          <w:rFonts w:asciiTheme="majorBidi" w:eastAsia="Times New Roman" w:hAnsiTheme="majorBidi" w:cstheme="majorBidi"/>
+          <w:sz w:val="24"/>
+          <w:szCs w:val="24"/>
+        </w:rPr>
+        <w:t>EIS did not share the underlying energy pric</w:t>
+      </w:r>
+      <w:r>
+        <w:rPr>
+          <w:rFonts w:asciiTheme="majorBidi" w:eastAsia="Times New Roman" w:hAnsiTheme="majorBidi" w:cstheme="majorBidi"/>
+          <w:sz w:val="24"/>
+          <w:szCs w:val="24"/>
+        </w:rPr>
+        <w:t>e data</w:t>
+      </w:r>
+      <w:r>
+        <w:rPr>
+          <w:rFonts w:ascii="Times New Roman" w:hAnsi="Times New Roman" w:cs="Times New Roman"/>
+          <w:sz w:val="24"/>
+          <w:szCs w:val="24"/>
+        </w:rPr>
+        <w:t xml:space="preserve">. </w:t>
       </w:r>
       <w:r>
         <w:rPr>
@@ -16718,7 +16734,7 @@
         </w:rPr>
         <w:lastRenderedPageBreak/>
         <w:drawing>
-          <wp:inline distT="0" distB="0" distL="0" distR="0" wp14:anchorId="59AF2420" wp14:editId="3FCBE591">
+          <wp:inline distT="0" distB="0" distL="0" distR="0" wp14:anchorId="59AF2420" wp14:editId="487F2D57">
             <wp:extent cx="5115464" cy="3717989"/>
             <wp:effectExtent l="19050" t="19050" r="28575" b="15875"/>
             <wp:docPr id="3" name="Picture 3"/>
@@ -34677,18 +34693,6 @@
 </file>
 
 <file path=customXml/item2.xml><?xml version="1.0" encoding="utf-8"?>
-<p:properties xmlns:p="http://schemas.microsoft.com/office/2006/metadata/properties" xmlns:xsi="http://www.w3.org/2001/XMLSchema-instance" xmlns:pc="http://schemas.microsoft.com/office/infopath/2007/PartnerControls">
-  <documentManagement>
-    <_activity xmlns="11077070-9532-4d19-b5a5-76589b65e791" xsi:nil="true"/>
-  </documentManagement>
-</p:properties>
-</file>
-
-<file path=customXml/item3.xml><?xml version="1.0" encoding="utf-8"?>
-<b:Sources xmlns:b="http://schemas.openxmlformats.org/officeDocument/2006/bibliography" xmlns="http://schemas.openxmlformats.org/officeDocument/2006/bibliography" SelectedStyle="\APASixthEditionOfficeOnline.xsl" StyleName="APA" Version="6"/>
-</file>
-
-<file path=customXml/item4.xml><?xml version="1.0" encoding="utf-8"?>
 <ct:contentTypeSchema xmlns:ct="http://schemas.microsoft.com/office/2006/metadata/contentType" xmlns:ma="http://schemas.microsoft.com/office/2006/metadata/properties/metaAttributes" ct:_="" ma:_="" ma:contentTypeName="Document" ma:contentTypeID="0x01010023011D9A44129940B43B40CA3D85CEDF" ma:contentTypeVersion="18" ma:contentTypeDescription="Create a new document." ma:contentTypeScope="" ma:versionID="8d17d5b417455d69e8ca82b593b2ba39">
   <xsd:schema xmlns:xsd="http://www.w3.org/2001/XMLSchema" xmlns:xs="http://www.w3.org/2001/XMLSchema" xmlns:p="http://schemas.microsoft.com/office/2006/metadata/properties" xmlns:ns3="11077070-9532-4d19-b5a5-76589b65e791" xmlns:ns4="29526449-8d9b-479d-b23d-932bfbbd0f70" targetNamespace="http://schemas.microsoft.com/office/2006/metadata/properties" ma:root="true" ma:fieldsID="be434c83c04ead9b4800a49f29211551" ns3:_="" ns4:_="">
     <xsd:import namespace="11077070-9532-4d19-b5a5-76589b65e791"/>
@@ -34941,6 +34945,18 @@
 </ct:contentTypeSchema>
 </file>
 
+<file path=customXml/item3.xml><?xml version="1.0" encoding="utf-8"?>
+<b:Sources xmlns:b="http://schemas.openxmlformats.org/officeDocument/2006/bibliography" xmlns="http://schemas.openxmlformats.org/officeDocument/2006/bibliography" SelectedStyle="\APASixthEditionOfficeOnline.xsl" StyleName="APA" Version="6"/>
+</file>
+
+<file path=customXml/item4.xml><?xml version="1.0" encoding="utf-8"?>
+<p:properties xmlns:p="http://schemas.microsoft.com/office/2006/metadata/properties" xmlns:xsi="http://www.w3.org/2001/XMLSchema-instance" xmlns:pc="http://schemas.microsoft.com/office/infopath/2007/PartnerControls">
+  <documentManagement>
+    <_activity xmlns="11077070-9532-4d19-b5a5-76589b65e791" xsi:nil="true"/>
+  </documentManagement>
+</p:properties>
+</file>
+
 <file path=customXml/itemProps1.xml><?xml version="1.0" encoding="utf-8"?>
 <ds:datastoreItem xmlns:ds="http://schemas.openxmlformats.org/officeDocument/2006/customXml" ds:itemID="{F87A1911-26B3-44EC-B6AD-02FE49418F50}">
   <ds:schemaRefs>
@@ -34950,24 +34966,6 @@
 </file>
 
 <file path=customXml/itemProps2.xml><?xml version="1.0" encoding="utf-8"?>
-<ds:datastoreItem xmlns:ds="http://schemas.openxmlformats.org/officeDocument/2006/customXml" ds:itemID="{D5B305F6-B08B-41EC-85AA-9EE058B6C49C}">
-  <ds:schemaRefs>
-    <ds:schemaRef ds:uri="http://schemas.microsoft.com/office/2006/metadata/properties"/>
-    <ds:schemaRef ds:uri="http://schemas.microsoft.com/office/infopath/2007/PartnerControls"/>
-    <ds:schemaRef ds:uri="11077070-9532-4d19-b5a5-76589b65e791"/>
-  </ds:schemaRefs>
-</ds:datastoreItem>
-</file>
-
-<file path=customXml/itemProps3.xml><?xml version="1.0" encoding="utf-8"?>
-<ds:datastoreItem xmlns:ds="http://schemas.openxmlformats.org/officeDocument/2006/customXml" ds:itemID="{5F210B13-2118-4C2E-9C58-D70C0E8251E9}">
-  <ds:schemaRefs>
-    <ds:schemaRef ds:uri="http://schemas.openxmlformats.org/officeDocument/2006/bibliography"/>
-  </ds:schemaRefs>
-</ds:datastoreItem>
-</file>
-
-<file path=customXml/itemProps4.xml><?xml version="1.0" encoding="utf-8"?>
 <ds:datastoreItem xmlns:ds="http://schemas.openxmlformats.org/officeDocument/2006/customXml" ds:itemID="{E00E26DF-802F-49D1-9191-0810990EFDC4}">
   <ds:schemaRefs>
     <ds:schemaRef ds:uri="http://schemas.microsoft.com/office/2006/metadata/contentType"/>
@@ -34984,4 +34982,22 @@
     <ds:schemaRef ds:uri="http://schemas.microsoft.com/internal/obd"/>
   </ds:schemaRefs>
 </ds:datastoreItem>
+</file>
+
+<file path=customXml/itemProps3.xml><?xml version="1.0" encoding="utf-8"?>
+<ds:datastoreItem xmlns:ds="http://schemas.openxmlformats.org/officeDocument/2006/customXml" ds:itemID="{5F210B13-2118-4C2E-9C58-D70C0E8251E9}">
+  <ds:schemaRefs>
+    <ds:schemaRef ds:uri="http://schemas.openxmlformats.org/officeDocument/2006/bibliography"/>
+  </ds:schemaRefs>
+</ds:datastoreItem>
+</file>
+
+<file path=customXml/itemProps4.xml><?xml version="1.0" encoding="utf-8"?>
+<ds:datastoreItem xmlns:ds="http://schemas.openxmlformats.org/officeDocument/2006/customXml" ds:itemID="{D5B305F6-B08B-41EC-85AA-9EE058B6C49C}">
+  <ds:schemaRefs>
+    <ds:schemaRef ds:uri="http://schemas.microsoft.com/office/2006/metadata/properties"/>
+    <ds:schemaRef ds:uri="http://schemas.microsoft.com/office/infopath/2007/PartnerControls"/>
+    <ds:schemaRef ds:uri="11077070-9532-4d19-b5a5-76589b65e791"/>
+  </ds:schemaRefs>
+</ds:datastoreItem>
 </file>
--- a/Documents/Rind and Rosenberg_July2026_Revised.docx
+++ b/Documents/Rind and Rosenberg_July2026_Revised.docx
@@ -1,6 +1,6 @@
 
 <file path=word/document.xml><?xml version="1.0" encoding="utf-8"?>
-<w:document xmlns:wpc="http://schemas.microsoft.com/office/word/2010/wordprocessingCanvas" xmlns:cx="http://schemas.microsoft.com/office/drawing/2014/chartex" xmlns:cx1="http://schemas.microsoft.com/office/drawing/2015/9/8/chartex" xmlns:cx2="http://schemas.microsoft.com/office/drawing/2015/10/21/chartex" xmlns:cx3="http://schemas.microsoft.com/office/drawing/2016/5/9/chartex" xmlns:cx4="http://schemas.microsoft.com/office/drawing/2016/5/10/chartex" xmlns:cx5="http://schemas.microsoft.com/office/drawing/2016/5/11/chartex" xmlns:cx6="http://schemas.microsoft.com/office/drawing/2016/5/12/chartex" xmlns:cx7="http://schemas.microsoft.com/office/drawing/2016/5/13/chartex" xmlns:cx8="http://schemas.microsoft.com/office/drawing/2016/5/14/chartex" xmlns:mc="http://schemas.openxmlformats.org/markup-compatibility/2006" xmlns:aink="http://schemas.microsoft.com/office/drawing/2016/ink" xmlns:am3d="http://schemas.microsoft.com/office/drawing/2017/model3d" xmlns:o="urn:schemas-microsoft-com:office:office" xmlns:oel="http://schemas.microsoft.com/office/2019/extlst" xmlns:r="http://schemas.openxmlformats.org/officeDocument/2006/relationships" xmlns:m="http://schemas.openxmlformats.org/officeDocument/2006/math" xmlns:v="urn:schemas-microsoft-com:vml" xmlns:wp14="http://schemas.microsoft.com/office/word/2010/wordprocessingDrawing" xmlns:wp="http://schemas.openxmlformats.org/drawingml/2006/wordprocessingDrawing" xmlns:w10="urn:schemas-microsoft-com:office:word" xmlns:w="http://schemas.openxmlformats.org/wordprocessingml/2006/main" xmlns:w14="http://schemas.microsoft.com/office/word/2010/wordml" xmlns:w15="http://schemas.microsoft.com/office/word/2012/wordml" xmlns:w16cei="http://schemas.microsoft.com/office/word/2026/wordml/cei" xmlns:w16cex="http://schemas.microsoft.com/office/word/2018/wordml/cex" xmlns:w16cid="http://schemas.microsoft.com/office/word/2016/wordml/cid" xmlns:w16="http://schemas.microsoft.com/office/word/2018/wordml" xmlns:w16du="http://schemas.microsoft.com/office/word/2023/wordml/word16du" xmlns:w16sdtdh="http://schemas.microsoft.com/office/word/2020/wordml/sdtdatahash" xmlns:w16sdtfl="http://schemas.microsoft.com/office/word/2024/wordml/sdtformatlock" xmlns:w16se="http://schemas.microsoft.com/office/word/2015/wordml/symex" xmlns:wpg="http://schemas.microsoft.com/office/word/2010/wordprocessingGroup" xmlns:wpi="http://schemas.microsoft.com/office/word/2010/wordprocessingInk" xmlns:wne="http://schemas.microsoft.com/office/word/2006/wordml" xmlns:wps="http://schemas.microsoft.com/office/word/2010/wordprocessingShape" mc:Ignorable="w14 w15 w16se w16cid w16 w16cex w16sdtdh w16sdtfl w16du wp14">
+<w:document xmlns:wpc="http://schemas.microsoft.com/office/word/2010/wordprocessingCanvas" xmlns:cx="http://schemas.microsoft.com/office/drawing/2014/chartex" xmlns:cx1="http://schemas.microsoft.com/office/drawing/2015/9/8/chartex" xmlns:mc="http://schemas.openxmlformats.org/markup-compatibility/2006" xmlns:o="urn:schemas-microsoft-com:office:office" xmlns:r="http://schemas.openxmlformats.org/officeDocument/2006/relationships" xmlns:m="http://schemas.openxmlformats.org/officeDocument/2006/math" xmlns:v="urn:schemas-microsoft-com:vml" xmlns:wp14="http://schemas.microsoft.com/office/word/2010/wordprocessingDrawing" xmlns:wp="http://schemas.openxmlformats.org/drawingml/2006/wordprocessingDrawing" xmlns:w10="urn:schemas-microsoft-com:office:word" xmlns:w="http://schemas.openxmlformats.org/wordprocessingml/2006/main" xmlns:w14="http://schemas.microsoft.com/office/word/2010/wordml" xmlns:w15="http://schemas.microsoft.com/office/word/2012/wordml" xmlns:w16se="http://schemas.microsoft.com/office/word/2015/wordml/symex" xmlns:wpg="http://schemas.microsoft.com/office/word/2010/wordprocessingGroup" xmlns:wpi="http://schemas.microsoft.com/office/word/2010/wordprocessingInk" xmlns:wne="http://schemas.microsoft.com/office/word/2006/wordml" xmlns:wps="http://schemas.microsoft.com/office/word/2010/wordprocessingShape" mc:Ignorable="w14 w15 w16se wp14">
   <w:body>
     <w:p>
       <w:pPr>
@@ -7565,39 +7565,7 @@
           <w:sz w:val="24"/>
           <w:szCs w:val="24"/>
         </w:rPr>
-        <w:t>because</w:t>
-      </w:r>
-      <w:r>
-        <w:rPr>
-          <w:rFonts w:asciiTheme="majorBidi" w:eastAsia="Times New Roman" w:hAnsiTheme="majorBidi" w:cstheme="majorBidi"/>
-          <w:sz w:val="24"/>
-          <w:szCs w:val="24"/>
-        </w:rPr>
-        <w:t xml:space="preserve"> the work supporting the </w:t>
-      </w:r>
-      <w:r>
-        <w:rPr>
-          <w:rFonts w:asciiTheme="majorBidi" w:eastAsia="Times New Roman" w:hAnsiTheme="majorBidi" w:cstheme="majorBidi"/>
-          <w:sz w:val="24"/>
-          <w:szCs w:val="24"/>
-        </w:rPr>
-        <w:t>S</w:t>
-      </w:r>
-      <w:r>
-        <w:rPr>
-          <w:rFonts w:asciiTheme="majorBidi" w:eastAsia="Times New Roman" w:hAnsiTheme="majorBidi" w:cstheme="majorBidi"/>
-          <w:sz w:val="24"/>
-          <w:szCs w:val="24"/>
-        </w:rPr>
-        <w:t>EIS did not share the underlying energy pric</w:t>
-      </w:r>
-      <w:r>
-        <w:rPr>
-          <w:rFonts w:asciiTheme="majorBidi" w:eastAsia="Times New Roman" w:hAnsiTheme="majorBidi" w:cstheme="majorBidi"/>
-          <w:sz w:val="24"/>
-          <w:szCs w:val="24"/>
-        </w:rPr>
-        <w:t>e data</w:t>
+        <w:t>because the work supporting the SEIS did not share the underlying energy price data</w:t>
       </w:r>
       <w:r>
         <w:rPr>
@@ -14882,14 +14850,14 @@
         <w:rPr>
           <w:color w:val="auto"/>
         </w:rPr>
-        <w:t xml:space="preserve">), aggregated </w:t>
+        <w:t xml:space="preserve">), aggregated hourly flows, and daily Glen Canyon </w:t>
       </w:r>
       <w:r>
         <w:rPr>
           <w:color w:val="auto"/>
         </w:rPr>
         <w:lastRenderedPageBreak/>
-        <w:t>hourly flows, and daily Glen Canyon power plant energy generation (</w:t>
+        <w:t>power plant energy generation (</w:t>
       </w:r>
       <w:hyperlink r:id="rId16" w:history="1">
         <w:r>
@@ -15853,7 +15821,7 @@
           <w:sz w:val="24"/>
           <w:szCs w:val="24"/>
         </w:rPr>
-        <w:t xml:space="preserve">These constraints govern the </w:t>
+        <w:t xml:space="preserve">These constraints govern the relationship between on-peak releases on weekends and weekdays and activate only when steady </w:t>
       </w:r>
       <w:r>
         <w:rPr>
@@ -15863,7 +15831,7 @@
           <w:szCs w:val="24"/>
         </w:rPr>
         <w:lastRenderedPageBreak/>
-        <w:t>relationship between on-peak releases on weekends and weekdays and activate only when steady bug flows extend beyond the weekend.</w:t>
+        <w:t>bug flows extend beyond the weekend.</w:t>
       </w:r>
       <w:bookmarkEnd w:id="21"/>
       <w:r>
@@ -29367,21 +29335,10 @@
         <w:t xml:space="preserve"> </w:t>
       </w:r>
       <w:r>
-        <w:t>Refer</w:t>
-      </w:r>
-      <w:commentRangeStart w:id="42"/>
-      <w:r>
-        <w:t>ences</w:t>
-      </w:r>
-      <w:commentRangeEnd w:id="42"/>
-      <w:r>
-        <w:rPr>
-          <w:rStyle w:val="CommentReference"/>
-          <w:sz w:val="24"/>
-          <w:szCs w:val="28"/>
-        </w:rPr>
-        <w:commentReference w:id="42"/>
-      </w:r>
+        <w:t>References</w:t>
+      </w:r>
+      <w:bookmarkStart w:id="42" w:name="_GoBack"/>
+      <w:bookmarkEnd w:id="42"/>
       <w:r>
         <w:rPr>
           <w:sz w:val="24"/>
@@ -29876,9 +29833,6 @@
       </w:r>
     </w:p>
     <w:p>
-      <w:pPr>
-        <w:pStyle w:val="Bibliography"/>
-      </w:pPr>
       <w:r>
         <w:t>Rind, M., Rosenberg, D., 2026. Bugs Pay for Days of Steady Reservoir Releases to Reduce Hydropeaking-Ecosystem Conflict.</w:t>
       </w:r>
@@ -29891,9 +29845,14 @@
       <w:r>
         <w:t xml:space="preserve">. </w:t>
       </w:r>
-      <w:r>
-        <w:t>https://www.hydroshare.org/resource/0df6ae0fa36a492ea42b9a05a72d6f30/</w:t>
-      </w:r>
+      <w:hyperlink r:id="rId19" w:history="1">
+        <w:r>
+          <w:rPr>
+            <w:rStyle w:val="Hyperlink"/>
+          </w:rPr>
+          <w:t>https://www.hydroshare.org/resource/0df6ae0fa36a492ea42b9a05a72d6f30/</w:t>
+        </w:r>
+      </w:hyperlink>
       <w:r>
         <w:t>.</w:t>
       </w:r>
@@ -30120,12 +30079,12 @@
       </w:r>
     </w:p>
     <w:sectPr>
-      <w:headerReference w:type="even" r:id="rId23"/>
-      <w:headerReference w:type="default" r:id="rId24"/>
-      <w:footerReference w:type="even" r:id="rId25"/>
-      <w:footerReference w:type="default" r:id="rId26"/>
-      <w:headerReference w:type="first" r:id="rId27"/>
-      <w:footerReference w:type="first" r:id="rId28"/>
+      <w:headerReference w:type="even" r:id="rId20"/>
+      <w:headerReference w:type="default" r:id="rId21"/>
+      <w:footerReference w:type="even" r:id="rId22"/>
+      <w:footerReference w:type="default" r:id="rId23"/>
+      <w:headerReference w:type="first" r:id="rId24"/>
+      <w:footerReference w:type="first" r:id="rId25"/>
       <w:pgSz w:w="12240" w:h="15840"/>
       <w:pgMar w:top="1440" w:right="1440" w:bottom="1440" w:left="1440" w:header="720" w:footer="720" w:gutter="0"/>
       <w:lnNumType w:countBy="1" w:restart="continuous"/>
@@ -30134,44 +30093,6 @@
     </w:sectPr>
   </w:body>
 </w:document>
-</file>
-
-<file path=word/comments.xml><?xml version="1.0" encoding="utf-8"?>
-<w:comments xmlns:wpc="http://schemas.microsoft.com/office/word/2010/wordprocessingCanvas" xmlns:cx="http://schemas.microsoft.com/office/drawing/2014/chartex" xmlns:cx1="http://schemas.microsoft.com/office/drawing/2015/9/8/chartex" xmlns:cx2="http://schemas.microsoft.com/office/drawing/2015/10/21/chartex" xmlns:cx3="http://schemas.microsoft.com/office/drawing/2016/5/9/chartex" xmlns:cx4="http://schemas.microsoft.com/office/drawing/2016/5/10/chartex" xmlns:cx5="http://schemas.microsoft.com/office/drawing/2016/5/11/chartex" xmlns:cx6="http://schemas.microsoft.com/office/drawing/2016/5/12/chartex" xmlns:cx7="http://schemas.microsoft.com/office/drawing/2016/5/13/chartex" xmlns:cx8="http://schemas.microsoft.com/office/drawing/2016/5/14/chartex" xmlns:mc="http://schemas.openxmlformats.org/markup-compatibility/2006" xmlns:aink="http://schemas.microsoft.com/office/drawing/2016/ink" xmlns:am3d="http://schemas.microsoft.com/office/drawing/2017/model3d" xmlns:o="urn:schemas-microsoft-com:office:office" xmlns:oel="http://schemas.microsoft.com/office/2019/extlst" xmlns:r="http://schemas.openxmlformats.org/officeDocument/2006/relationships" xmlns:m="http://schemas.openxmlformats.org/officeDocument/2006/math" xmlns:v="urn:schemas-microsoft-com:vml" xmlns:wp14="http://schemas.microsoft.com/office/word/2010/wordprocessingDrawing" xmlns:wp="http://schemas.openxmlformats.org/drawingml/2006/wordprocessingDrawing" xmlns:w10="urn:schemas-microsoft-com:office:word" xmlns:w="http://schemas.openxmlformats.org/wordprocessingml/2006/main" xmlns:w14="http://schemas.microsoft.com/office/word/2010/wordml" xmlns:w15="http://schemas.microsoft.com/office/word/2012/wordml" xmlns:w16cei="http://schemas.microsoft.com/office/word/2026/wordml/cei" xmlns:w16cex="http://schemas.microsoft.com/office/word/2018/wordml/cex" xmlns:w16cid="http://schemas.microsoft.com/office/word/2016/wordml/cid" xmlns:w16="http://schemas.microsoft.com/office/word/2018/wordml" xmlns:w16du="http://schemas.microsoft.com/office/word/2023/wordml/word16du" xmlns:w16sdtdh="http://schemas.microsoft.com/office/word/2020/wordml/sdtdatahash" xmlns:w16sdtfl="http://schemas.microsoft.com/office/word/2024/wordml/sdtformatlock" xmlns:w16se="http://schemas.microsoft.com/office/word/2015/wordml/symex" xmlns:wpg="http://schemas.microsoft.com/office/word/2010/wordprocessingGroup" xmlns:wpi="http://schemas.microsoft.com/office/word/2010/wordprocessingInk" xmlns:wne="http://schemas.microsoft.com/office/word/2006/wordml" xmlns:wps="http://schemas.microsoft.com/office/word/2010/wordprocessingShape" mc:Ignorable="w14 w15 w16se w16cid w16 w16cex w16sdtdh w16sdtfl w16du wp14">
-  <w:comment w:id="42" w:author="David Rosenberg" w:date="2026-07-29T15:58:00Z" w:initials="DR">
-    <w:p>
-      <w:pPr>
-        <w:pStyle w:val="CommentText"/>
-      </w:pPr>
-      <w:r>
-        <w:rPr>
-          <w:rStyle w:val="CommentReference"/>
-        </w:rPr>
-        <w:annotationRef/>
-      </w:r>
-      <w:r>
-        <w:t xml:space="preserve">I update the URL on Rind and Rosenberg to be </w:t>
-      </w:r>
-      <w:hyperlink r:id="rId1" w:history="1">
-        <w:r>
-          <w:rPr>
-            <w:rStyle w:val="Hyperlink"/>
-          </w:rPr>
-          <w:t>https://www.hydroshare.org/resource/0df6ae0fa36a492ea42b9a05a72d6f30/</w:t>
-        </w:r>
-      </w:hyperlink>
-      <w:r>
-        <w:t>. Please update the bibliography before making a pdf.</w:t>
-      </w:r>
-    </w:p>
-  </w:comment>
-</w:comments>
-</file>
-
-<file path=word/commentsExtended.xml><?xml version="1.0" encoding="utf-8"?>
-<w15:commentsEx xmlns:wpc="http://schemas.microsoft.com/office/word/2010/wordprocessingCanvas" xmlns:cx="http://schemas.microsoft.com/office/drawing/2014/chartex" xmlns:cx1="http://schemas.microsoft.com/office/drawing/2015/9/8/chartex" xmlns:cx2="http://schemas.microsoft.com/office/drawing/2015/10/21/chartex" xmlns:cx3="http://schemas.microsoft.com/office/drawing/2016/5/9/chartex" xmlns:cx4="http://schemas.microsoft.com/office/drawing/2016/5/10/chartex" xmlns:cx5="http://schemas.microsoft.com/office/drawing/2016/5/11/chartex" xmlns:cx6="http://schemas.microsoft.com/office/drawing/2016/5/12/chartex" xmlns:cx7="http://schemas.microsoft.com/office/drawing/2016/5/13/chartex" xmlns:cx8="http://schemas.microsoft.com/office/drawing/2016/5/14/chartex" xmlns:mc="http://schemas.openxmlformats.org/markup-compatibility/2006" xmlns:aink="http://schemas.microsoft.com/office/drawing/2016/ink" xmlns:am3d="http://schemas.microsoft.com/office/drawing/2017/model3d" xmlns:o="urn:schemas-microsoft-com:office:office" xmlns:oel="http://schemas.microsoft.com/office/2019/extlst" xmlns:r="http://schemas.openxmlformats.org/officeDocument/2006/relationships" xmlns:m="http://schemas.openxmlformats.org/officeDocument/2006/math" xmlns:v="urn:schemas-microsoft-com:vml" xmlns:wp14="http://schemas.microsoft.com/office/word/2010/wordprocessingDrawing" xmlns:wp="http://schemas.openxmlformats.org/drawingml/2006/wordprocessingDrawing" xmlns:w10="urn:schemas-microsoft-com:office:word" xmlns:w="http://schemas.openxmlformats.org/wordprocessingml/2006/main" xmlns:w14="http://schemas.microsoft.com/office/word/2010/wordml" xmlns:w15="http://schemas.microsoft.com/office/word/2012/wordml" xmlns:w16cei="http://schemas.microsoft.com/office/word/2026/wordml/cei" xmlns:w16cex="http://schemas.microsoft.com/office/word/2018/wordml/cex" xmlns:w16cid="http://schemas.microsoft.com/office/word/2016/wordml/cid" xmlns:w16="http://schemas.microsoft.com/office/word/2018/wordml" xmlns:w16du="http://schemas.microsoft.com/office/word/2023/wordml/word16du" xmlns:w16sdtdh="http://schemas.microsoft.com/office/word/2020/wordml/sdtdatahash" xmlns:w16sdtfl="http://schemas.microsoft.com/office/word/2024/wordml/sdtformatlock" xmlns:w16se="http://schemas.microsoft.com/office/word/2015/wordml/symex" xmlns:wpg="http://schemas.microsoft.com/office/word/2010/wordprocessingGroup" xmlns:wpi="http://schemas.microsoft.com/office/word/2010/wordprocessingInk" xmlns:wne="http://schemas.microsoft.com/office/word/2006/wordml" xmlns:wps="http://schemas.microsoft.com/office/word/2010/wordprocessingShape" mc:Ignorable="w14 w15 w16se w16cid w16 w16cex w16sdtdh w16sdtfl w16du wp14">
-  <w15:commentEx w15:paraId="0F69C48B" w15:done="0"/>
-</w15:commentsEx>
 </file>
 
 <file path=word/commentsExtensible.xml><?xml version="1.0" encoding="utf-8"?>
@@ -30187,7 +30108,7 @@
 </file>
 
 <file path=word/endnotes.xml><?xml version="1.0" encoding="utf-8"?>
-<w:endnotes xmlns:wpc="http://schemas.microsoft.com/office/word/2010/wordprocessingCanvas" xmlns:cx="http://schemas.microsoft.com/office/drawing/2014/chartex" xmlns:cx1="http://schemas.microsoft.com/office/drawing/2015/9/8/chartex" xmlns:cx2="http://schemas.microsoft.com/office/drawing/2015/10/21/chartex" xmlns:cx3="http://schemas.microsoft.com/office/drawing/2016/5/9/chartex" xmlns:cx4="http://schemas.microsoft.com/office/drawing/2016/5/10/chartex" xmlns:cx5="http://schemas.microsoft.com/office/drawing/2016/5/11/chartex" xmlns:cx6="http://schemas.microsoft.com/office/drawing/2016/5/12/chartex" xmlns:cx7="http://schemas.microsoft.com/office/drawing/2016/5/13/chartex" xmlns:cx8="http://schemas.microsoft.com/office/drawing/2016/5/14/chartex" xmlns:mc="http://schemas.openxmlformats.org/markup-compatibility/2006" xmlns:aink="http://schemas.microsoft.com/office/drawing/2016/ink" xmlns:am3d="http://schemas.microsoft.com/office/drawing/2017/model3d" xmlns:o="urn:schemas-microsoft-com:office:office" xmlns:oel="http://schemas.microsoft.com/office/2019/extlst" xmlns:r="http://schemas.openxmlformats.org/officeDocument/2006/relationships" xmlns:m="http://schemas.openxmlformats.org/officeDocument/2006/math" xmlns:v="urn:schemas-microsoft-com:vml" xmlns:wp14="http://schemas.microsoft.com/office/word/2010/wordprocessingDrawing" xmlns:wp="http://schemas.openxmlformats.org/drawingml/2006/wordprocessingDrawing" xmlns:w10="urn:schemas-microsoft-com:office:word" xmlns:w="http://schemas.openxmlformats.org/wordprocessingml/2006/main" xmlns:w14="http://schemas.microsoft.com/office/word/2010/wordml" xmlns:w15="http://schemas.microsoft.com/office/word/2012/wordml" xmlns:w16cei="http://schemas.microsoft.com/office/word/2026/wordml/cei" xmlns:w16cex="http://schemas.microsoft.com/office/word/2018/wordml/cex" xmlns:w16cid="http://schemas.microsoft.com/office/word/2016/wordml/cid" xmlns:w16="http://schemas.microsoft.com/office/word/2018/wordml" xmlns:w16du="http://schemas.microsoft.com/office/word/2023/wordml/word16du" xmlns:w16sdtdh="http://schemas.microsoft.com/office/word/2020/wordml/sdtdatahash" xmlns:w16sdtfl="http://schemas.microsoft.com/office/word/2024/wordml/sdtformatlock" xmlns:w16se="http://schemas.microsoft.com/office/word/2015/wordml/symex" xmlns:wpg="http://schemas.microsoft.com/office/word/2010/wordprocessingGroup" xmlns:wpi="http://schemas.microsoft.com/office/word/2010/wordprocessingInk" xmlns:wne="http://schemas.microsoft.com/office/word/2006/wordml" xmlns:wps="http://schemas.microsoft.com/office/word/2010/wordprocessingShape" mc:Ignorable="w14 w15 w16se w16cid w16 w16cex w16sdtdh w16sdtfl w16du wp14">
+<w:endnotes xmlns:wpc="http://schemas.microsoft.com/office/word/2010/wordprocessingCanvas" xmlns:cx="http://schemas.microsoft.com/office/drawing/2014/chartex" xmlns:cx1="http://schemas.microsoft.com/office/drawing/2015/9/8/chartex" xmlns:mc="http://schemas.openxmlformats.org/markup-compatibility/2006" xmlns:o="urn:schemas-microsoft-com:office:office" xmlns:r="http://schemas.openxmlformats.org/officeDocument/2006/relationships" xmlns:m="http://schemas.openxmlformats.org/officeDocument/2006/math" xmlns:v="urn:schemas-microsoft-com:vml" xmlns:wp14="http://schemas.microsoft.com/office/word/2010/wordprocessingDrawing" xmlns:wp="http://schemas.openxmlformats.org/drawingml/2006/wordprocessingDrawing" xmlns:w10="urn:schemas-microsoft-com:office:word" xmlns:w="http://schemas.openxmlformats.org/wordprocessingml/2006/main" xmlns:w14="http://schemas.microsoft.com/office/word/2010/wordml" xmlns:w15="http://schemas.microsoft.com/office/word/2012/wordml" xmlns:w16se="http://schemas.microsoft.com/office/word/2015/wordml/symex" xmlns:wpg="http://schemas.microsoft.com/office/word/2010/wordprocessingGroup" xmlns:wpi="http://schemas.microsoft.com/office/word/2010/wordprocessingInk" xmlns:wne="http://schemas.microsoft.com/office/word/2006/wordml" xmlns:wps="http://schemas.microsoft.com/office/word/2010/wordprocessingShape" mc:Ignorable="w14 w15 w16se wp14">
   <w:endnote w:type="separator" w:id="-1">
     <w:p>
       <w:pPr>
@@ -30219,7 +30140,7 @@
 </file>
 
 <file path=word/footer1.xml><?xml version="1.0" encoding="utf-8"?>
-<w:ftr xmlns:wpc="http://schemas.microsoft.com/office/word/2010/wordprocessingCanvas" xmlns:cx="http://schemas.microsoft.com/office/drawing/2014/chartex" xmlns:cx1="http://schemas.microsoft.com/office/drawing/2015/9/8/chartex" xmlns:cx2="http://schemas.microsoft.com/office/drawing/2015/10/21/chartex" xmlns:cx3="http://schemas.microsoft.com/office/drawing/2016/5/9/chartex" xmlns:cx4="http://schemas.microsoft.com/office/drawing/2016/5/10/chartex" xmlns:cx5="http://schemas.microsoft.com/office/drawing/2016/5/11/chartex" xmlns:cx6="http://schemas.microsoft.com/office/drawing/2016/5/12/chartex" xmlns:cx7="http://schemas.microsoft.com/office/drawing/2016/5/13/chartex" xmlns:cx8="http://schemas.microsoft.com/office/drawing/2016/5/14/chartex" xmlns:mc="http://schemas.openxmlformats.org/markup-compatibility/2006" xmlns:aink="http://schemas.microsoft.com/office/drawing/2016/ink" xmlns:am3d="http://schemas.microsoft.com/office/drawing/2017/model3d" xmlns:o="urn:schemas-microsoft-com:office:office" xmlns:oel="http://schemas.microsoft.com/office/2019/extlst" xmlns:r="http://schemas.openxmlformats.org/officeDocument/2006/relationships" xmlns:m="http://schemas.openxmlformats.org/officeDocument/2006/math" xmlns:v="urn:schemas-microsoft-com:vml" xmlns:wp14="http://schemas.microsoft.com/office/word/2010/wordprocessingDrawing" xmlns:wp="http://schemas.openxmlformats.org/drawingml/2006/wordprocessingDrawing" xmlns:w10="urn:schemas-microsoft-com:office:word" xmlns:w="http://schemas.openxmlformats.org/wordprocessingml/2006/main" xmlns:w14="http://schemas.microsoft.com/office/word/2010/wordml" xmlns:w15="http://schemas.microsoft.com/office/word/2012/wordml" xmlns:w16cei="http://schemas.microsoft.com/office/word/2026/wordml/cei" xmlns:w16cex="http://schemas.microsoft.com/office/word/2018/wordml/cex" xmlns:w16cid="http://schemas.microsoft.com/office/word/2016/wordml/cid" xmlns:w16="http://schemas.microsoft.com/office/word/2018/wordml" xmlns:w16du="http://schemas.microsoft.com/office/word/2023/wordml/word16du" xmlns:w16sdtdh="http://schemas.microsoft.com/office/word/2020/wordml/sdtdatahash" xmlns:w16sdtfl="http://schemas.microsoft.com/office/word/2024/wordml/sdtformatlock" xmlns:w16se="http://schemas.microsoft.com/office/word/2015/wordml/symex" xmlns:wpg="http://schemas.microsoft.com/office/word/2010/wordprocessingGroup" xmlns:wpi="http://schemas.microsoft.com/office/word/2010/wordprocessingInk" xmlns:wne="http://schemas.microsoft.com/office/word/2006/wordml" xmlns:wps="http://schemas.microsoft.com/office/word/2010/wordprocessingShape" mc:Ignorable="w14 w15 w16se w16cid w16 w16cex w16sdtdh w16sdtfl w16du wp14">
+<w:ftr xmlns:wpc="http://schemas.microsoft.com/office/word/2010/wordprocessingCanvas" xmlns:cx="http://schemas.microsoft.com/office/drawing/2014/chartex" xmlns:cx1="http://schemas.microsoft.com/office/drawing/2015/9/8/chartex" xmlns:mc="http://schemas.openxmlformats.org/markup-compatibility/2006" xmlns:o="urn:schemas-microsoft-com:office:office" xmlns:r="http://schemas.openxmlformats.org/officeDocument/2006/relationships" xmlns:m="http://schemas.openxmlformats.org/officeDocument/2006/math" xmlns:v="urn:schemas-microsoft-com:vml" xmlns:wp14="http://schemas.microsoft.com/office/word/2010/wordprocessingDrawing" xmlns:wp="http://schemas.openxmlformats.org/drawingml/2006/wordprocessingDrawing" xmlns:w10="urn:schemas-microsoft-com:office:word" xmlns:w="http://schemas.openxmlformats.org/wordprocessingml/2006/main" xmlns:w14="http://schemas.microsoft.com/office/word/2010/wordml" xmlns:w15="http://schemas.microsoft.com/office/word/2012/wordml" xmlns:w16se="http://schemas.microsoft.com/office/word/2015/wordml/symex" xmlns:wpg="http://schemas.microsoft.com/office/word/2010/wordprocessingGroup" xmlns:wpi="http://schemas.microsoft.com/office/word/2010/wordprocessingInk" xmlns:wne="http://schemas.microsoft.com/office/word/2006/wordml" xmlns:wps="http://schemas.microsoft.com/office/word/2010/wordprocessingShape" mc:Ignorable="w14 w15 w16se wp14">
   <w:p>
     <w:pPr>
       <w:pStyle w:val="Footer"/>
@@ -30229,7 +30150,7 @@
 </file>
 
 <file path=word/footer2.xml><?xml version="1.0" encoding="utf-8"?>
-<w:ftr xmlns:wpc="http://schemas.microsoft.com/office/word/2010/wordprocessingCanvas" xmlns:cx="http://schemas.microsoft.com/office/drawing/2014/chartex" xmlns:cx1="http://schemas.microsoft.com/office/drawing/2015/9/8/chartex" xmlns:cx2="http://schemas.microsoft.com/office/drawing/2015/10/21/chartex" xmlns:cx3="http://schemas.microsoft.com/office/drawing/2016/5/9/chartex" xmlns:cx4="http://schemas.microsoft.com/office/drawing/2016/5/10/chartex" xmlns:cx5="http://schemas.microsoft.com/office/drawing/2016/5/11/chartex" xmlns:cx6="http://schemas.microsoft.com/office/drawing/2016/5/12/chartex" xmlns:cx7="http://schemas.microsoft.com/office/drawing/2016/5/13/chartex" xmlns:cx8="http://schemas.microsoft.com/office/drawing/2016/5/14/chartex" xmlns:mc="http://schemas.openxmlformats.org/markup-compatibility/2006" xmlns:aink="http://schemas.microsoft.com/office/drawing/2016/ink" xmlns:am3d="http://schemas.microsoft.com/office/drawing/2017/model3d" xmlns:o="urn:schemas-microsoft-com:office:office" xmlns:oel="http://schemas.microsoft.com/office/2019/extlst" xmlns:r="http://schemas.openxmlformats.org/officeDocument/2006/relationships" xmlns:m="http://schemas.openxmlformats.org/officeDocument/2006/math" xmlns:v="urn:schemas-microsoft-com:vml" xmlns:wp14="http://schemas.microsoft.com/office/word/2010/wordprocessingDrawing" xmlns:wp="http://schemas.openxmlformats.org/drawingml/2006/wordprocessingDrawing" xmlns:w10="urn:schemas-microsoft-com:office:word" xmlns:w="http://schemas.openxmlformats.org/wordprocessingml/2006/main" xmlns:w14="http://schemas.microsoft.com/office/word/2010/wordml" xmlns:w15="http://schemas.microsoft.com/office/word/2012/wordml" xmlns:w16cei="http://schemas.microsoft.com/office/word/2026/wordml/cei" xmlns:w16cex="http://schemas.microsoft.com/office/word/2018/wordml/cex" xmlns:w16cid="http://schemas.microsoft.com/office/word/2016/wordml/cid" xmlns:w16="http://schemas.microsoft.com/office/word/2018/wordml" xmlns:w16du="http://schemas.microsoft.com/office/word/2023/wordml/word16du" xmlns:w16sdtdh="http://schemas.microsoft.com/office/word/2020/wordml/sdtdatahash" xmlns:w16sdtfl="http://schemas.microsoft.com/office/word/2024/wordml/sdtformatlock" xmlns:w16se="http://schemas.microsoft.com/office/word/2015/wordml/symex" xmlns:wpg="http://schemas.microsoft.com/office/word/2010/wordprocessingGroup" xmlns:wpi="http://schemas.microsoft.com/office/word/2010/wordprocessingInk" xmlns:wne="http://schemas.microsoft.com/office/word/2006/wordml" xmlns:wps="http://schemas.microsoft.com/office/word/2010/wordprocessingShape" mc:Ignorable="w14 w15 w16se w16cid w16 w16cex w16sdtdh w16sdtfl w16du wp14">
+<w:ftr xmlns:wpc="http://schemas.microsoft.com/office/word/2010/wordprocessingCanvas" xmlns:cx="http://schemas.microsoft.com/office/drawing/2014/chartex" xmlns:cx1="http://schemas.microsoft.com/office/drawing/2015/9/8/chartex" xmlns:mc="http://schemas.openxmlformats.org/markup-compatibility/2006" xmlns:o="urn:schemas-microsoft-com:office:office" xmlns:r="http://schemas.openxmlformats.org/officeDocument/2006/relationships" xmlns:m="http://schemas.openxmlformats.org/officeDocument/2006/math" xmlns:v="urn:schemas-microsoft-com:vml" xmlns:wp14="http://schemas.microsoft.com/office/word/2010/wordprocessingDrawing" xmlns:wp="http://schemas.openxmlformats.org/drawingml/2006/wordprocessingDrawing" xmlns:w10="urn:schemas-microsoft-com:office:word" xmlns:w="http://schemas.openxmlformats.org/wordprocessingml/2006/main" xmlns:w14="http://schemas.microsoft.com/office/word/2010/wordml" xmlns:w15="http://schemas.microsoft.com/office/word/2012/wordml" xmlns:w16se="http://schemas.microsoft.com/office/word/2015/wordml/symex" xmlns:wpg="http://schemas.microsoft.com/office/word/2010/wordprocessingGroup" xmlns:wpi="http://schemas.microsoft.com/office/word/2010/wordprocessingInk" xmlns:wne="http://schemas.microsoft.com/office/word/2006/wordml" xmlns:wps="http://schemas.microsoft.com/office/word/2010/wordprocessingShape" mc:Ignorable="w14 w15 w16se wp14">
   <w:p>
     <w:pPr>
       <w:pStyle w:val="Footer"/>
@@ -30239,7 +30160,7 @@
 </file>
 
 <file path=word/footer3.xml><?xml version="1.0" encoding="utf-8"?>
-<w:ftr xmlns:wpc="http://schemas.microsoft.com/office/word/2010/wordprocessingCanvas" xmlns:cx="http://schemas.microsoft.com/office/drawing/2014/chartex" xmlns:cx1="http://schemas.microsoft.com/office/drawing/2015/9/8/chartex" xmlns:cx2="http://schemas.microsoft.com/office/drawing/2015/10/21/chartex" xmlns:cx3="http://schemas.microsoft.com/office/drawing/2016/5/9/chartex" xmlns:cx4="http://schemas.microsoft.com/office/drawing/2016/5/10/chartex" xmlns:cx5="http://schemas.microsoft.com/office/drawing/2016/5/11/chartex" xmlns:cx6="http://schemas.microsoft.com/office/drawing/2016/5/12/chartex" xmlns:cx7="http://schemas.microsoft.com/office/drawing/2016/5/13/chartex" xmlns:cx8="http://schemas.microsoft.com/office/drawing/2016/5/14/chartex" xmlns:mc="http://schemas.openxmlformats.org/markup-compatibility/2006" xmlns:aink="http://schemas.microsoft.com/office/drawing/2016/ink" xmlns:am3d="http://schemas.microsoft.com/office/drawing/2017/model3d" xmlns:o="urn:schemas-microsoft-com:office:office" xmlns:oel="http://schemas.microsoft.com/office/2019/extlst" xmlns:r="http://schemas.openxmlformats.org/officeDocument/2006/relationships" xmlns:m="http://schemas.openxmlformats.org/officeDocument/2006/math" xmlns:v="urn:schemas-microsoft-com:vml" xmlns:wp14="http://schemas.microsoft.com/office/word/2010/wordprocessingDrawing" xmlns:wp="http://schemas.openxmlformats.org/drawingml/2006/wordprocessingDrawing" xmlns:w10="urn:schemas-microsoft-com:office:word" xmlns:w="http://schemas.openxmlformats.org/wordprocessingml/2006/main" xmlns:w14="http://schemas.microsoft.com/office/word/2010/wordml" xmlns:w15="http://schemas.microsoft.com/office/word/2012/wordml" xmlns:w16cei="http://schemas.microsoft.com/office/word/2026/wordml/cei" xmlns:w16cex="http://schemas.microsoft.com/office/word/2018/wordml/cex" xmlns:w16cid="http://schemas.microsoft.com/office/word/2016/wordml/cid" xmlns:w16="http://schemas.microsoft.com/office/word/2018/wordml" xmlns:w16du="http://schemas.microsoft.com/office/word/2023/wordml/word16du" xmlns:w16sdtdh="http://schemas.microsoft.com/office/word/2020/wordml/sdtdatahash" xmlns:w16sdtfl="http://schemas.microsoft.com/office/word/2024/wordml/sdtformatlock" xmlns:w16se="http://schemas.microsoft.com/office/word/2015/wordml/symex" xmlns:wpg="http://schemas.microsoft.com/office/word/2010/wordprocessingGroup" xmlns:wpi="http://schemas.microsoft.com/office/word/2010/wordprocessingInk" xmlns:wne="http://schemas.microsoft.com/office/word/2006/wordml" xmlns:wps="http://schemas.microsoft.com/office/word/2010/wordprocessingShape" mc:Ignorable="w14 w15 w16se w16cid w16 w16cex w16sdtdh w16sdtfl w16du wp14">
+<w:ftr xmlns:wpc="http://schemas.microsoft.com/office/word/2010/wordprocessingCanvas" xmlns:cx="http://schemas.microsoft.com/office/drawing/2014/chartex" xmlns:cx1="http://schemas.microsoft.com/office/drawing/2015/9/8/chartex" xmlns:mc="http://schemas.openxmlformats.org/markup-compatibility/2006" xmlns:o="urn:schemas-microsoft-com:office:office" xmlns:r="http://schemas.openxmlformats.org/officeDocument/2006/relationships" xmlns:m="http://schemas.openxmlformats.org/officeDocument/2006/math" xmlns:v="urn:schemas-microsoft-com:vml" xmlns:wp14="http://schemas.microsoft.com/office/word/2010/wordprocessingDrawing" xmlns:wp="http://schemas.openxmlformats.org/drawingml/2006/wordprocessingDrawing" xmlns:w10="urn:schemas-microsoft-com:office:word" xmlns:w="http://schemas.openxmlformats.org/wordprocessingml/2006/main" xmlns:w14="http://schemas.microsoft.com/office/word/2010/wordml" xmlns:w15="http://schemas.microsoft.com/office/word/2012/wordml" xmlns:w16se="http://schemas.microsoft.com/office/word/2015/wordml/symex" xmlns:wpg="http://schemas.microsoft.com/office/word/2010/wordprocessingGroup" xmlns:wpi="http://schemas.microsoft.com/office/word/2010/wordprocessingInk" xmlns:wne="http://schemas.microsoft.com/office/word/2006/wordml" xmlns:wps="http://schemas.microsoft.com/office/word/2010/wordprocessingShape" mc:Ignorable="w14 w15 w16se wp14">
   <w:p>
     <w:pPr>
       <w:pStyle w:val="Footer"/>
@@ -30249,7 +30170,7 @@
 </file>
 
 <file path=word/footnotes.xml><?xml version="1.0" encoding="utf-8"?>
-<w:footnotes xmlns:wpc="http://schemas.microsoft.com/office/word/2010/wordprocessingCanvas" xmlns:cx="http://schemas.microsoft.com/office/drawing/2014/chartex" xmlns:cx1="http://schemas.microsoft.com/office/drawing/2015/9/8/chartex" xmlns:cx2="http://schemas.microsoft.com/office/drawing/2015/10/21/chartex" xmlns:cx3="http://schemas.microsoft.com/office/drawing/2016/5/9/chartex" xmlns:cx4="http://schemas.microsoft.com/office/drawing/2016/5/10/chartex" xmlns:cx5="http://schemas.microsoft.com/office/drawing/2016/5/11/chartex" xmlns:cx6="http://schemas.microsoft.com/office/drawing/2016/5/12/chartex" xmlns:cx7="http://schemas.microsoft.com/office/drawing/2016/5/13/chartex" xmlns:cx8="http://schemas.microsoft.com/office/drawing/2016/5/14/chartex" xmlns:mc="http://schemas.openxmlformats.org/markup-compatibility/2006" xmlns:aink="http://schemas.microsoft.com/office/drawing/2016/ink" xmlns:am3d="http://schemas.microsoft.com/office/drawing/2017/model3d" xmlns:o="urn:schemas-microsoft-com:office:office" xmlns:oel="http://schemas.microsoft.com/office/2019/extlst" xmlns:r="http://schemas.openxmlformats.org/officeDocument/2006/relationships" xmlns:m="http://schemas.openxmlformats.org/officeDocument/2006/math" xmlns:v="urn:schemas-microsoft-com:vml" xmlns:wp14="http://schemas.microsoft.com/office/word/2010/wordprocessingDrawing" xmlns:wp="http://schemas.openxmlformats.org/drawingml/2006/wordprocessingDrawing" xmlns:w10="urn:schemas-microsoft-com:office:word" xmlns:w="http://schemas.openxmlformats.org/wordprocessingml/2006/main" xmlns:w14="http://schemas.microsoft.com/office/word/2010/wordml" xmlns:w15="http://schemas.microsoft.com/office/word/2012/wordml" xmlns:w16cei="http://schemas.microsoft.com/office/word/2026/wordml/cei" xmlns:w16cex="http://schemas.microsoft.com/office/word/2018/wordml/cex" xmlns:w16cid="http://schemas.microsoft.com/office/word/2016/wordml/cid" xmlns:w16="http://schemas.microsoft.com/office/word/2018/wordml" xmlns:w16du="http://schemas.microsoft.com/office/word/2023/wordml/word16du" xmlns:w16sdtdh="http://schemas.microsoft.com/office/word/2020/wordml/sdtdatahash" xmlns:w16sdtfl="http://schemas.microsoft.com/office/word/2024/wordml/sdtformatlock" xmlns:w16se="http://schemas.microsoft.com/office/word/2015/wordml/symex" xmlns:wpg="http://schemas.microsoft.com/office/word/2010/wordprocessingGroup" xmlns:wpi="http://schemas.microsoft.com/office/word/2010/wordprocessingInk" xmlns:wne="http://schemas.microsoft.com/office/word/2006/wordml" xmlns:wps="http://schemas.microsoft.com/office/word/2010/wordprocessingShape" mc:Ignorable="w14 w15 w16se w16cid w16 w16cex w16sdtdh w16sdtfl w16du wp14">
+<w:footnotes xmlns:wpc="http://schemas.microsoft.com/office/word/2010/wordprocessingCanvas" xmlns:cx="http://schemas.microsoft.com/office/drawing/2014/chartex" xmlns:cx1="http://schemas.microsoft.com/office/drawing/2015/9/8/chartex" xmlns:mc="http://schemas.openxmlformats.org/markup-compatibility/2006" xmlns:o="urn:schemas-microsoft-com:office:office" xmlns:r="http://schemas.openxmlformats.org/officeDocument/2006/relationships" xmlns:m="http://schemas.openxmlformats.org/officeDocument/2006/math" xmlns:v="urn:schemas-microsoft-com:vml" xmlns:wp14="http://schemas.microsoft.com/office/word/2010/wordprocessingDrawing" xmlns:wp="http://schemas.openxmlformats.org/drawingml/2006/wordprocessingDrawing" xmlns:w10="urn:schemas-microsoft-com:office:word" xmlns:w="http://schemas.openxmlformats.org/wordprocessingml/2006/main" xmlns:w14="http://schemas.microsoft.com/office/word/2010/wordml" xmlns:w15="http://schemas.microsoft.com/office/word/2012/wordml" xmlns:w16se="http://schemas.microsoft.com/office/word/2015/wordml/symex" xmlns:wpg="http://schemas.microsoft.com/office/word/2010/wordprocessingGroup" xmlns:wpi="http://schemas.microsoft.com/office/word/2010/wordprocessingInk" xmlns:wne="http://schemas.microsoft.com/office/word/2006/wordml" xmlns:wps="http://schemas.microsoft.com/office/word/2010/wordprocessingShape" mc:Ignorable="w14 w15 w16se wp14">
   <w:footnote w:type="separator" w:id="-1">
     <w:p>
       <w:pPr>
@@ -30281,7 +30202,7 @@
 </file>
 
 <file path=word/header1.xml><?xml version="1.0" encoding="utf-8"?>
-<w:hdr xmlns:wpc="http://schemas.microsoft.com/office/word/2010/wordprocessingCanvas" xmlns:cx="http://schemas.microsoft.com/office/drawing/2014/chartex" xmlns:cx1="http://schemas.microsoft.com/office/drawing/2015/9/8/chartex" xmlns:cx2="http://schemas.microsoft.com/office/drawing/2015/10/21/chartex" xmlns:cx3="http://schemas.microsoft.com/office/drawing/2016/5/9/chartex" xmlns:cx4="http://schemas.microsoft.com/office/drawing/2016/5/10/chartex" xmlns:cx5="http://schemas.microsoft.com/office/drawing/2016/5/11/chartex" xmlns:cx6="http://schemas.microsoft.com/office/drawing/2016/5/12/chartex" xmlns:cx7="http://schemas.microsoft.com/office/drawing/2016/5/13/chartex" xmlns:cx8="http://schemas.microsoft.com/office/drawing/2016/5/14/chartex" xmlns:mc="http://schemas.openxmlformats.org/markup-compatibility/2006" xmlns:aink="http://schemas.microsoft.com/office/drawing/2016/ink" xmlns:am3d="http://schemas.microsoft.com/office/drawing/2017/model3d" xmlns:o="urn:schemas-microsoft-com:office:office" xmlns:oel="http://schemas.microsoft.com/office/2019/extlst" xmlns:r="http://schemas.openxmlformats.org/officeDocument/2006/relationships" xmlns:m="http://schemas.openxmlformats.org/officeDocument/2006/math" xmlns:v="urn:schemas-microsoft-com:vml" xmlns:wp14="http://schemas.microsoft.com/office/word/2010/wordprocessingDrawing" xmlns:wp="http://schemas.openxmlformats.org/drawingml/2006/wordprocessingDrawing" xmlns:w10="urn:schemas-microsoft-com:office:word" xmlns:w="http://schemas.openxmlformats.org/wordprocessingml/2006/main" xmlns:w14="http://schemas.microsoft.com/office/word/2010/wordml" xmlns:w15="http://schemas.microsoft.com/office/word/2012/wordml" xmlns:w16cei="http://schemas.microsoft.com/office/word/2026/wordml/cei" xmlns:w16cex="http://schemas.microsoft.com/office/word/2018/wordml/cex" xmlns:w16cid="http://schemas.microsoft.com/office/word/2016/wordml/cid" xmlns:w16="http://schemas.microsoft.com/office/word/2018/wordml" xmlns:w16du="http://schemas.microsoft.com/office/word/2023/wordml/word16du" xmlns:w16sdtdh="http://schemas.microsoft.com/office/word/2020/wordml/sdtdatahash" xmlns:w16sdtfl="http://schemas.microsoft.com/office/word/2024/wordml/sdtformatlock" xmlns:w16se="http://schemas.microsoft.com/office/word/2015/wordml/symex" xmlns:wpg="http://schemas.microsoft.com/office/word/2010/wordprocessingGroup" xmlns:wpi="http://schemas.microsoft.com/office/word/2010/wordprocessingInk" xmlns:wne="http://schemas.microsoft.com/office/word/2006/wordml" xmlns:wps="http://schemas.microsoft.com/office/word/2010/wordprocessingShape" mc:Ignorable="w14 w15 w16se w16cid w16 w16cex w16sdtdh w16sdtfl w16du wp14">
+<w:hdr xmlns:wpc="http://schemas.microsoft.com/office/word/2010/wordprocessingCanvas" xmlns:cx="http://schemas.microsoft.com/office/drawing/2014/chartex" xmlns:cx1="http://schemas.microsoft.com/office/drawing/2015/9/8/chartex" xmlns:mc="http://schemas.openxmlformats.org/markup-compatibility/2006" xmlns:o="urn:schemas-microsoft-com:office:office" xmlns:r="http://schemas.openxmlformats.org/officeDocument/2006/relationships" xmlns:m="http://schemas.openxmlformats.org/officeDocument/2006/math" xmlns:v="urn:schemas-microsoft-com:vml" xmlns:wp14="http://schemas.microsoft.com/office/word/2010/wordprocessingDrawing" xmlns:wp="http://schemas.openxmlformats.org/drawingml/2006/wordprocessingDrawing" xmlns:w10="urn:schemas-microsoft-com:office:word" xmlns:w="http://schemas.openxmlformats.org/wordprocessingml/2006/main" xmlns:w14="http://schemas.microsoft.com/office/word/2010/wordml" xmlns:w15="http://schemas.microsoft.com/office/word/2012/wordml" xmlns:w16se="http://schemas.microsoft.com/office/word/2015/wordml/symex" xmlns:wpg="http://schemas.microsoft.com/office/word/2010/wordprocessingGroup" xmlns:wpi="http://schemas.microsoft.com/office/word/2010/wordprocessingInk" xmlns:wne="http://schemas.microsoft.com/office/word/2006/wordml" xmlns:wps="http://schemas.microsoft.com/office/word/2010/wordprocessingShape" mc:Ignorable="w14 w15 w16se wp14">
   <w:p>
     <w:pPr>
       <w:pStyle w:val="Header"/>
@@ -30327,7 +30248,7 @@
 </file>
 
 <file path=word/header2.xml><?xml version="1.0" encoding="utf-8"?>
-<w:hdr xmlns:wpc="http://schemas.microsoft.com/office/word/2010/wordprocessingCanvas" xmlns:cx="http://schemas.microsoft.com/office/drawing/2014/chartex" xmlns:cx1="http://schemas.microsoft.com/office/drawing/2015/9/8/chartex" xmlns:cx2="http://schemas.microsoft.com/office/drawing/2015/10/21/chartex" xmlns:cx3="http://schemas.microsoft.com/office/drawing/2016/5/9/chartex" xmlns:cx4="http://schemas.microsoft.com/office/drawing/2016/5/10/chartex" xmlns:cx5="http://schemas.microsoft.com/office/drawing/2016/5/11/chartex" xmlns:cx6="http://schemas.microsoft.com/office/drawing/2016/5/12/chartex" xmlns:cx7="http://schemas.microsoft.com/office/drawing/2016/5/13/chartex" xmlns:cx8="http://schemas.microsoft.com/office/drawing/2016/5/14/chartex" xmlns:mc="http://schemas.openxmlformats.org/markup-compatibility/2006" xmlns:aink="http://schemas.microsoft.com/office/drawing/2016/ink" xmlns:am3d="http://schemas.microsoft.com/office/drawing/2017/model3d" xmlns:o="urn:schemas-microsoft-com:office:office" xmlns:oel="http://schemas.microsoft.com/office/2019/extlst" xmlns:r="http://schemas.openxmlformats.org/officeDocument/2006/relationships" xmlns:m="http://schemas.openxmlformats.org/officeDocument/2006/math" xmlns:v="urn:schemas-microsoft-com:vml" xmlns:wp14="http://schemas.microsoft.com/office/word/2010/wordprocessingDrawing" xmlns:wp="http://schemas.openxmlformats.org/drawingml/2006/wordprocessingDrawing" xmlns:w10="urn:schemas-microsoft-com:office:word" xmlns:w="http://schemas.openxmlformats.org/wordprocessingml/2006/main" xmlns:w14="http://schemas.microsoft.com/office/word/2010/wordml" xmlns:w15="http://schemas.microsoft.com/office/word/2012/wordml" xmlns:w16cei="http://schemas.microsoft.com/office/word/2026/wordml/cei" xmlns:w16cex="http://schemas.microsoft.com/office/word/2018/wordml/cex" xmlns:w16cid="http://schemas.microsoft.com/office/word/2016/wordml/cid" xmlns:w16="http://schemas.microsoft.com/office/word/2018/wordml" xmlns:w16du="http://schemas.microsoft.com/office/word/2023/wordml/word16du" xmlns:w16sdtdh="http://schemas.microsoft.com/office/word/2020/wordml/sdtdatahash" xmlns:w16sdtfl="http://schemas.microsoft.com/office/word/2024/wordml/sdtformatlock" xmlns:w16se="http://schemas.microsoft.com/office/word/2015/wordml/symex" xmlns:wpg="http://schemas.microsoft.com/office/word/2010/wordprocessingGroup" xmlns:wpi="http://schemas.microsoft.com/office/word/2010/wordprocessingInk" xmlns:wne="http://schemas.microsoft.com/office/word/2006/wordml" xmlns:wps="http://schemas.microsoft.com/office/word/2010/wordprocessingShape" mc:Ignorable="w14 w15 w16se w16cid w16 w16cex w16sdtdh w16sdtfl w16du wp14">
+<w:hdr xmlns:wpc="http://schemas.microsoft.com/office/word/2010/wordprocessingCanvas" xmlns:cx="http://schemas.microsoft.com/office/drawing/2014/chartex" xmlns:cx1="http://schemas.microsoft.com/office/drawing/2015/9/8/chartex" xmlns:mc="http://schemas.openxmlformats.org/markup-compatibility/2006" xmlns:o="urn:schemas-microsoft-com:office:office" xmlns:r="http://schemas.openxmlformats.org/officeDocument/2006/relationships" xmlns:m="http://schemas.openxmlformats.org/officeDocument/2006/math" xmlns:v="urn:schemas-microsoft-com:vml" xmlns:wp14="http://schemas.microsoft.com/office/word/2010/wordprocessingDrawing" xmlns:wp="http://schemas.openxmlformats.org/drawingml/2006/wordprocessingDrawing" xmlns:w10="urn:schemas-microsoft-com:office:word" xmlns:w="http://schemas.openxmlformats.org/wordprocessingml/2006/main" xmlns:w14="http://schemas.microsoft.com/office/word/2010/wordml" xmlns:w15="http://schemas.microsoft.com/office/word/2012/wordml" xmlns:w16se="http://schemas.microsoft.com/office/word/2015/wordml/symex" xmlns:wpg="http://schemas.microsoft.com/office/word/2010/wordprocessingGroup" xmlns:wpi="http://schemas.microsoft.com/office/word/2010/wordprocessingInk" xmlns:wne="http://schemas.microsoft.com/office/word/2006/wordml" xmlns:wps="http://schemas.microsoft.com/office/word/2010/wordprocessingShape" mc:Ignorable="w14 w15 w16se wp14">
   <w:p>
     <w:pPr>
       <w:pStyle w:val="Header"/>
@@ -30373,7 +30294,7 @@
 </file>
 
 <file path=word/header3.xml><?xml version="1.0" encoding="utf-8"?>
-<w:hdr xmlns:wpc="http://schemas.microsoft.com/office/word/2010/wordprocessingCanvas" xmlns:cx="http://schemas.microsoft.com/office/drawing/2014/chartex" xmlns:cx1="http://schemas.microsoft.com/office/drawing/2015/9/8/chartex" xmlns:cx2="http://schemas.microsoft.com/office/drawing/2015/10/21/chartex" xmlns:cx3="http://schemas.microsoft.com/office/drawing/2016/5/9/chartex" xmlns:cx4="http://schemas.microsoft.com/office/drawing/2016/5/10/chartex" xmlns:cx5="http://schemas.microsoft.com/office/drawing/2016/5/11/chartex" xmlns:cx6="http://schemas.microsoft.com/office/drawing/2016/5/12/chartex" xmlns:cx7="http://schemas.microsoft.com/office/drawing/2016/5/13/chartex" xmlns:cx8="http://schemas.microsoft.com/office/drawing/2016/5/14/chartex" xmlns:mc="http://schemas.openxmlformats.org/markup-compatibility/2006" xmlns:aink="http://schemas.microsoft.com/office/drawing/2016/ink" xmlns:am3d="http://schemas.microsoft.com/office/drawing/2017/model3d" xmlns:o="urn:schemas-microsoft-com:office:office" xmlns:oel="http://schemas.microsoft.com/office/2019/extlst" xmlns:r="http://schemas.openxmlformats.org/officeDocument/2006/relationships" xmlns:m="http://schemas.openxmlformats.org/officeDocument/2006/math" xmlns:v="urn:schemas-microsoft-com:vml" xmlns:wp14="http://schemas.microsoft.com/office/word/2010/wordprocessingDrawing" xmlns:wp="http://schemas.openxmlformats.org/drawingml/2006/wordprocessingDrawing" xmlns:w10="urn:schemas-microsoft-com:office:word" xmlns:w="http://schemas.openxmlformats.org/wordprocessingml/2006/main" xmlns:w14="http://schemas.microsoft.com/office/word/2010/wordml" xmlns:w15="http://schemas.microsoft.com/office/word/2012/wordml" xmlns:w16cei="http://schemas.microsoft.com/office/word/2026/wordml/cei" xmlns:w16cex="http://schemas.microsoft.com/office/word/2018/wordml/cex" xmlns:w16cid="http://schemas.microsoft.com/office/word/2016/wordml/cid" xmlns:w16="http://schemas.microsoft.com/office/word/2018/wordml" xmlns:w16du="http://schemas.microsoft.com/office/word/2023/wordml/word16du" xmlns:w16sdtdh="http://schemas.microsoft.com/office/word/2020/wordml/sdtdatahash" xmlns:w16sdtfl="http://schemas.microsoft.com/office/word/2024/wordml/sdtformatlock" xmlns:w16se="http://schemas.microsoft.com/office/word/2015/wordml/symex" xmlns:wpg="http://schemas.microsoft.com/office/word/2010/wordprocessingGroup" xmlns:wpi="http://schemas.microsoft.com/office/word/2010/wordprocessingInk" xmlns:wne="http://schemas.microsoft.com/office/word/2006/wordml" xmlns:wps="http://schemas.microsoft.com/office/word/2010/wordprocessingShape" mc:Ignorable="w14 w15 w16se w16cid w16 w16cex w16sdtdh w16sdtfl w16du wp14">
+<w:hdr xmlns:wpc="http://schemas.microsoft.com/office/word/2010/wordprocessingCanvas" xmlns:cx="http://schemas.microsoft.com/office/drawing/2014/chartex" xmlns:cx1="http://schemas.microsoft.com/office/drawing/2015/9/8/chartex" xmlns:mc="http://schemas.openxmlformats.org/markup-compatibility/2006" xmlns:o="urn:schemas-microsoft-com:office:office" xmlns:r="http://schemas.openxmlformats.org/officeDocument/2006/relationships" xmlns:m="http://schemas.openxmlformats.org/officeDocument/2006/math" xmlns:v="urn:schemas-microsoft-com:vml" xmlns:wp14="http://schemas.microsoft.com/office/word/2010/wordprocessingDrawing" xmlns:wp="http://schemas.openxmlformats.org/drawingml/2006/wordprocessingDrawing" xmlns:w10="urn:schemas-microsoft-com:office:word" xmlns:w="http://schemas.openxmlformats.org/wordprocessingml/2006/main" xmlns:w14="http://schemas.microsoft.com/office/word/2010/wordml" xmlns:w15="http://schemas.microsoft.com/office/word/2012/wordml" xmlns:w16se="http://schemas.microsoft.com/office/word/2015/wordml/symex" xmlns:wpg="http://schemas.microsoft.com/office/word/2010/wordprocessingGroup" xmlns:wpi="http://schemas.microsoft.com/office/word/2010/wordprocessingInk" xmlns:wne="http://schemas.microsoft.com/office/word/2006/wordml" xmlns:wps="http://schemas.microsoft.com/office/word/2010/wordprocessingShape" mc:Ignorable="w14 w15 w16se wp14">
   <w:p>
     <w:pPr>
       <w:pStyle w:val="Header"/>
@@ -30419,7 +30340,7 @@
 </file>
 
 <file path=word/numbering.xml><?xml version="1.0" encoding="utf-8"?>
-<w:numbering xmlns:wpc="http://schemas.microsoft.com/office/word/2010/wordprocessingCanvas" xmlns:cx="http://schemas.microsoft.com/office/drawing/2014/chartex" xmlns:cx1="http://schemas.microsoft.com/office/drawing/2015/9/8/chartex" xmlns:cx2="http://schemas.microsoft.com/office/drawing/2015/10/21/chartex" xmlns:cx3="http://schemas.microsoft.com/office/drawing/2016/5/9/chartex" xmlns:cx4="http://schemas.microsoft.com/office/drawing/2016/5/10/chartex" xmlns:cx5="http://schemas.microsoft.com/office/drawing/2016/5/11/chartex" xmlns:cx6="http://schemas.microsoft.com/office/drawing/2016/5/12/chartex" xmlns:cx7="http://schemas.microsoft.com/office/drawing/2016/5/13/chartex" xmlns:cx8="http://schemas.microsoft.com/office/drawing/2016/5/14/chartex" xmlns:mc="http://schemas.openxmlformats.org/markup-compatibility/2006" xmlns:aink="http://schemas.microsoft.com/office/drawing/2016/ink" xmlns:am3d="http://schemas.microsoft.com/office/drawing/2017/model3d" xmlns:o="urn:schemas-microsoft-com:office:office" xmlns:oel="http://schemas.microsoft.com/office/2019/extlst" xmlns:r="http://schemas.openxmlformats.org/officeDocument/2006/relationships" xmlns:m="http://schemas.openxmlformats.org/officeDocument/2006/math" xmlns:v="urn:schemas-microsoft-com:vml" xmlns:wp14="http://schemas.microsoft.com/office/word/2010/wordprocessingDrawing" xmlns:wp="http://schemas.openxmlformats.org/drawingml/2006/wordprocessingDrawing" xmlns:w10="urn:schemas-microsoft-com:office:word" xmlns:w="http://schemas.openxmlformats.org/wordprocessingml/2006/main" xmlns:w14="http://schemas.microsoft.com/office/word/2010/wordml" xmlns:w15="http://schemas.microsoft.com/office/word/2012/wordml" xmlns:w16cei="http://schemas.microsoft.com/office/word/2026/wordml/cei" xmlns:w16cex="http://schemas.microsoft.com/office/word/2018/wordml/cex" xmlns:w16cid="http://schemas.microsoft.com/office/word/2016/wordml/cid" xmlns:w16="http://schemas.microsoft.com/office/word/2018/wordml" xmlns:w16du="http://schemas.microsoft.com/office/word/2023/wordml/word16du" xmlns:w16sdtdh="http://schemas.microsoft.com/office/word/2020/wordml/sdtdatahash" xmlns:w16sdtfl="http://schemas.microsoft.com/office/word/2024/wordml/sdtformatlock" xmlns:w16se="http://schemas.microsoft.com/office/word/2015/wordml/symex" xmlns:wpg="http://schemas.microsoft.com/office/word/2010/wordprocessingGroup" xmlns:wpi="http://schemas.microsoft.com/office/word/2010/wordprocessingInk" xmlns:wne="http://schemas.microsoft.com/office/word/2006/wordml" xmlns:wps="http://schemas.microsoft.com/office/word/2010/wordprocessingShape" mc:Ignorable="w14 w15 w16se w16cid w16 w16cex w16sdtdh w16sdtfl w16du wp14">
+<w:numbering xmlns:wpc="http://schemas.microsoft.com/office/word/2010/wordprocessingCanvas" xmlns:cx="http://schemas.microsoft.com/office/drawing/2014/chartex" xmlns:cx1="http://schemas.microsoft.com/office/drawing/2015/9/8/chartex" xmlns:mc="http://schemas.openxmlformats.org/markup-compatibility/2006" xmlns:o="urn:schemas-microsoft-com:office:office" xmlns:r="http://schemas.openxmlformats.org/officeDocument/2006/relationships" xmlns:m="http://schemas.openxmlformats.org/officeDocument/2006/math" xmlns:v="urn:schemas-microsoft-com:vml" xmlns:wp14="http://schemas.microsoft.com/office/word/2010/wordprocessingDrawing" xmlns:wp="http://schemas.openxmlformats.org/drawingml/2006/wordprocessingDrawing" xmlns:w10="urn:schemas-microsoft-com:office:word" xmlns:w="http://schemas.openxmlformats.org/wordprocessingml/2006/main" xmlns:w14="http://schemas.microsoft.com/office/word/2010/wordml" xmlns:w15="http://schemas.microsoft.com/office/word/2012/wordml" xmlns:w16se="http://schemas.microsoft.com/office/word/2015/wordml/symex" xmlns:wpg="http://schemas.microsoft.com/office/word/2010/wordprocessingGroup" xmlns:wpi="http://schemas.microsoft.com/office/word/2010/wordprocessingInk" xmlns:wne="http://schemas.microsoft.com/office/word/2006/wordml" xmlns:wps="http://schemas.microsoft.com/office/word/2010/wordprocessingShape" mc:Ignorable="w14 w15 w16se wp14">
   <w:abstractNum w:abstractNumId="0" w15:restartNumberingAfterBreak="0">
     <w:nsid w:val="0521009D"/>
     <w:multiLevelType w:val="hybridMultilevel"/>
@@ -32923,88 +32844,80 @@
       </w:pPr>
     </w:lvl>
   </w:abstractNum>
-  <w:num w:numId="1" w16cid:durableId="287704787">
+  <w:num w:numId="1">
     <w:abstractNumId w:val="11"/>
   </w:num>
-  <w:num w:numId="2" w16cid:durableId="22948119">
+  <w:num w:numId="2">
     <w:abstractNumId w:val="15"/>
   </w:num>
-  <w:num w:numId="3" w16cid:durableId="504438602">
+  <w:num w:numId="3">
     <w:abstractNumId w:val="21"/>
   </w:num>
-  <w:num w:numId="4" w16cid:durableId="1357345042">
+  <w:num w:numId="4">
     <w:abstractNumId w:val="0"/>
   </w:num>
-  <w:num w:numId="5" w16cid:durableId="1710228559">
+  <w:num w:numId="5">
     <w:abstractNumId w:val="22"/>
   </w:num>
-  <w:num w:numId="6" w16cid:durableId="1510094089">
+  <w:num w:numId="6">
     <w:abstractNumId w:val="16"/>
   </w:num>
-  <w:num w:numId="7" w16cid:durableId="1412195639">
+  <w:num w:numId="7">
     <w:abstractNumId w:val="8"/>
   </w:num>
-  <w:num w:numId="8" w16cid:durableId="626663077">
+  <w:num w:numId="8">
     <w:abstractNumId w:val="7"/>
   </w:num>
-  <w:num w:numId="9" w16cid:durableId="688262856">
+  <w:num w:numId="9">
     <w:abstractNumId w:val="10"/>
   </w:num>
-  <w:num w:numId="10" w16cid:durableId="1981878166">
+  <w:num w:numId="10">
     <w:abstractNumId w:val="17"/>
   </w:num>
-  <w:num w:numId="11" w16cid:durableId="679086882">
+  <w:num w:numId="11">
     <w:abstractNumId w:val="12"/>
   </w:num>
-  <w:num w:numId="12" w16cid:durableId="2107922252">
+  <w:num w:numId="12">
     <w:abstractNumId w:val="1"/>
   </w:num>
-  <w:num w:numId="13" w16cid:durableId="1454135185">
+  <w:num w:numId="13">
     <w:abstractNumId w:val="18"/>
   </w:num>
-  <w:num w:numId="14" w16cid:durableId="2022775199">
+  <w:num w:numId="14">
     <w:abstractNumId w:val="2"/>
   </w:num>
-  <w:num w:numId="15" w16cid:durableId="1393429781">
+  <w:num w:numId="15">
     <w:abstractNumId w:val="5"/>
   </w:num>
-  <w:num w:numId="16" w16cid:durableId="1781604782">
+  <w:num w:numId="16">
     <w:abstractNumId w:val="4"/>
   </w:num>
-  <w:num w:numId="17" w16cid:durableId="1233735146">
+  <w:num w:numId="17">
     <w:abstractNumId w:val="9"/>
   </w:num>
-  <w:num w:numId="18" w16cid:durableId="209269672">
+  <w:num w:numId="18">
     <w:abstractNumId w:val="13"/>
   </w:num>
-  <w:num w:numId="19" w16cid:durableId="1021394950">
+  <w:num w:numId="19">
     <w:abstractNumId w:val="6"/>
   </w:num>
-  <w:num w:numId="20" w16cid:durableId="1477261215">
+  <w:num w:numId="20">
     <w:abstractNumId w:val="20"/>
   </w:num>
-  <w:num w:numId="21" w16cid:durableId="1496652479">
+  <w:num w:numId="21">
     <w:abstractNumId w:val="19"/>
   </w:num>
-  <w:num w:numId="22" w16cid:durableId="86317478">
+  <w:num w:numId="22">
     <w:abstractNumId w:val="14"/>
   </w:num>
-  <w:num w:numId="23" w16cid:durableId="696472605">
+  <w:num w:numId="23">
     <w:abstractNumId w:val="3"/>
   </w:num>
 </w:numbering>
 </file>
 
-<file path=word/people.xml><?xml version="1.0" encoding="utf-8"?>
-<w15:people xmlns:wpc="http://schemas.microsoft.com/office/word/2010/wordprocessingCanvas" xmlns:cx="http://schemas.microsoft.com/office/drawing/2014/chartex" xmlns:cx1="http://schemas.microsoft.com/office/drawing/2015/9/8/chartex" xmlns:cx2="http://schemas.microsoft.com/office/drawing/2015/10/21/chartex" xmlns:cx3="http://schemas.microsoft.com/office/drawing/2016/5/9/chartex" xmlns:cx4="http://schemas.microsoft.com/office/drawing/2016/5/10/chartex" xmlns:cx5="http://schemas.microsoft.com/office/drawing/2016/5/11/chartex" xmlns:cx6="http://schemas.microsoft.com/office/drawing/2016/5/12/chartex" xmlns:cx7="http://schemas.microsoft.com/office/drawing/2016/5/13/chartex" xmlns:cx8="http://schemas.microsoft.com/office/drawing/2016/5/14/chartex" xmlns:mc="http://schemas.openxmlformats.org/markup-compatibility/2006" xmlns:aink="http://schemas.microsoft.com/office/drawing/2016/ink" xmlns:am3d="http://schemas.microsoft.com/office/drawing/2017/model3d" xmlns:o="urn:schemas-microsoft-com:office:office" xmlns:oel="http://schemas.microsoft.com/office/2019/extlst" xmlns:r="http://schemas.openxmlformats.org/officeDocument/2006/relationships" xmlns:m="http://schemas.openxmlformats.org/officeDocument/2006/math" xmlns:v="urn:schemas-microsoft-com:vml" xmlns:wp14="http://schemas.microsoft.com/office/word/2010/wordprocessingDrawing" xmlns:wp="http://schemas.openxmlformats.org/drawingml/2006/wordprocessingDrawing" xmlns:w10="urn:schemas-microsoft-com:office:word" xmlns:w="http://schemas.openxmlformats.org/wordprocessingml/2006/main" xmlns:w14="http://schemas.microsoft.com/office/word/2010/wordml" xmlns:w15="http://schemas.microsoft.com/office/word/2012/wordml" xmlns:w16cei="http://schemas.microsoft.com/office/word/2026/wordml/cei" xmlns:w16cex="http://schemas.microsoft.com/office/word/2018/wordml/cex" xmlns:w16cid="http://schemas.microsoft.com/office/word/2016/wordml/cid" xmlns:w16="http://schemas.microsoft.com/office/word/2018/wordml" xmlns:w16du="http://schemas.microsoft.com/office/word/2023/wordml/word16du" xmlns:w16sdtdh="http://schemas.microsoft.com/office/word/2020/wordml/sdtdatahash" xmlns:w16sdtfl="http://schemas.microsoft.com/office/word/2024/wordml/sdtformatlock" xmlns:w16se="http://schemas.microsoft.com/office/word/2015/wordml/symex" xmlns:wpg="http://schemas.microsoft.com/office/word/2010/wordprocessingGroup" xmlns:wpi="http://schemas.microsoft.com/office/word/2010/wordprocessingInk" xmlns:wne="http://schemas.microsoft.com/office/word/2006/wordml" xmlns:wps="http://schemas.microsoft.com/office/word/2010/wordprocessingShape" mc:Ignorable="w14 w15 w16se w16cid w16 w16cex w16sdtdh w16sdtfl w16du wp14">
-  <w15:person w15:author="David Rosenberg">
-    <w15:presenceInfo w15:providerId="None" w15:userId="David Rosenberg"/>
-  </w15:person>
-</w15:people>
-</file>
-
 <file path=word/styles.xml><?xml version="1.0" encoding="utf-8"?>
-<w:styles xmlns:mc="http://schemas.openxmlformats.org/markup-compatibility/2006" xmlns:r="http://schemas.openxmlformats.org/officeDocument/2006/relationships" xmlns:w="http://schemas.openxmlformats.org/wordprocessingml/2006/main" xmlns:w14="http://schemas.microsoft.com/office/word/2010/wordml" xmlns:w15="http://schemas.microsoft.com/office/word/2012/wordml" xmlns:w16cex="http://schemas.microsoft.com/office/word/2018/wordml/cex" xmlns:w16cid="http://schemas.microsoft.com/office/word/2016/wordml/cid" xmlns:w16="http://schemas.microsoft.com/office/word/2018/wordml" xmlns:w16du="http://schemas.microsoft.com/office/word/2023/wordml/word16du" xmlns:w16sdtdh="http://schemas.microsoft.com/office/word/2020/wordml/sdtdatahash" xmlns:w16sdtfl="http://schemas.microsoft.com/office/word/2024/wordml/sdtformatlock" xmlns:w16se="http://schemas.microsoft.com/office/word/2015/wordml/symex" mc:Ignorable="w14 w15 w16se w16cid w16 w16cex w16sdtdh w16sdtfl w16du">
+<w:styles xmlns:mc="http://schemas.openxmlformats.org/markup-compatibility/2006" xmlns:r="http://schemas.openxmlformats.org/officeDocument/2006/relationships" xmlns:w="http://schemas.openxmlformats.org/wordprocessingml/2006/main" xmlns:w14="http://schemas.microsoft.com/office/word/2010/wordml" xmlns:w15="http://schemas.microsoft.com/office/word/2012/wordml" xmlns:w16se="http://schemas.microsoft.com/office/word/2015/wordml/symex" mc:Ignorable="w14 w15 w16se">
   <w:docDefaults>
     <w:rPrDefault>
       <w:rPr>
@@ -33020,7 +32933,7 @@
       </w:pPr>
     </w:pPrDefault>
   </w:docDefaults>
-  <w:latentStyles w:defLockedState="0" w:defUIPriority="99" w:defSemiHidden="0" w:defUnhideWhenUsed="0" w:defQFormat="0" w:count="376">
+  <w:latentStyles w:defLockedState="0" w:defUIPriority="99" w:defSemiHidden="0" w:defUnhideWhenUsed="0" w:defQFormat="0" w:count="371">
     <w:lsdException w:name="Normal" w:uiPriority="0" w:qFormat="1"/>
     <w:lsdException w:name="heading 1" w:uiPriority="9" w:qFormat="1"/>
     <w:lsdException w:name="heading 2" w:semiHidden="1" w:uiPriority="9" w:unhideWhenUsed="1" w:qFormat="1"/>
@@ -33392,11 +33305,6 @@
     <w:lsdException w:name="List Table 5 Dark Accent 6" w:uiPriority="50"/>
     <w:lsdException w:name="List Table 6 Colorful Accent 6" w:uiPriority="51"/>
     <w:lsdException w:name="List Table 7 Colorful Accent 6" w:uiPriority="52"/>
-    <w:lsdException w:name="Mention" w:semiHidden="1" w:unhideWhenUsed="1"/>
-    <w:lsdException w:name="Smart Hyperlink" w:semiHidden="1" w:unhideWhenUsed="1"/>
-    <w:lsdException w:name="Hashtag" w:semiHidden="1" w:unhideWhenUsed="1"/>
-    <w:lsdException w:name="Unresolved Mention" w:semiHidden="1" w:unhideWhenUsed="1"/>
-    <w:lsdException w:name="Smart Link" w:semiHidden="1" w:unhideWhenUsed="1"/>
   </w:latentStyles>
   <w:style w:type="paragraph" w:default="1" w:styleId="Normal">
     <w:name w:val="Normal"/>
@@ -34407,7 +34315,7 @@
       <w:shd w:val="clear" w:color="auto" w:fill="E1DFDD"/>
     </w:rPr>
   </w:style>
-  <w:style w:type="character" w:styleId="UnresolvedMention">
+  <w:style w:type="character" w:customStyle="1" w:styleId="UnresolvedMention">
     <w:name w:val="Unresolved Mention"/>
     <w:basedOn w:val="DefaultParagraphFont"/>
     <w:uiPriority w:val="99"/>
@@ -34684,15 +34592,6 @@
 </file>
 
 <file path=customXml/item1.xml><?xml version="1.0" encoding="utf-8"?>
-<?mso-contentType ?>
-<FormTemplates xmlns="http://schemas.microsoft.com/sharepoint/v3/contenttype/forms">
-  <Display>DocumentLibraryForm</Display>
-  <Edit>DocumentLibraryForm</Edit>
-  <New>DocumentLibraryForm</New>
-</FormTemplates>
-</file>
-
-<file path=customXml/item2.xml><?xml version="1.0" encoding="utf-8"?>
 <ct:contentTypeSchema xmlns:ct="http://schemas.microsoft.com/office/2006/metadata/contentType" xmlns:ma="http://schemas.microsoft.com/office/2006/metadata/properties/metaAttributes" ct:_="" ma:_="" ma:contentTypeName="Document" ma:contentTypeID="0x01010023011D9A44129940B43B40CA3D85CEDF" ma:contentTypeVersion="18" ma:contentTypeDescription="Create a new document." ma:contentTypeScope="" ma:versionID="8d17d5b417455d69e8ca82b593b2ba39">
   <xsd:schema xmlns:xsd="http://www.w3.org/2001/XMLSchema" xmlns:xs="http://www.w3.org/2001/XMLSchema" xmlns:p="http://schemas.microsoft.com/office/2006/metadata/properties" xmlns:ns3="11077070-9532-4d19-b5a5-76589b65e791" xmlns:ns4="29526449-8d9b-479d-b23d-932bfbbd0f70" targetNamespace="http://schemas.microsoft.com/office/2006/metadata/properties" ma:root="true" ma:fieldsID="be434c83c04ead9b4800a49f29211551" ns3:_="" ns4:_="">
     <xsd:import namespace="11077070-9532-4d19-b5a5-76589b65e791"/>
@@ -34945,11 +34844,16 @@
 </ct:contentTypeSchema>
 </file>
 
-<file path=customXml/item3.xml><?xml version="1.0" encoding="utf-8"?>
-<b:Sources xmlns:b="http://schemas.openxmlformats.org/officeDocument/2006/bibliography" xmlns="http://schemas.openxmlformats.org/officeDocument/2006/bibliography" SelectedStyle="\APASixthEditionOfficeOnline.xsl" StyleName="APA" Version="6"/>
+<file path=customXml/item2.xml><?xml version="1.0" encoding="utf-8"?>
+<?mso-contentType ?>
+<FormTemplates xmlns="http://schemas.microsoft.com/sharepoint/v3/contenttype/forms">
+  <Display>DocumentLibraryForm</Display>
+  <Edit>DocumentLibraryForm</Edit>
+  <New>DocumentLibraryForm</New>
+</FormTemplates>
 </file>
 
-<file path=customXml/item4.xml><?xml version="1.0" encoding="utf-8"?>
+<file path=customXml/item3.xml><?xml version="1.0" encoding="utf-8"?>
 <p:properties xmlns:p="http://schemas.microsoft.com/office/2006/metadata/properties" xmlns:xsi="http://www.w3.org/2001/XMLSchema-instance" xmlns:pc="http://schemas.microsoft.com/office/infopath/2007/PartnerControls">
   <documentManagement>
     <_activity xmlns="11077070-9532-4d19-b5a5-76589b65e791" xsi:nil="true"/>
@@ -34957,15 +34861,11 @@
 </p:properties>
 </file>
 
-<file path=customXml/itemProps1.xml><?xml version="1.0" encoding="utf-8"?>
-<ds:datastoreItem xmlns:ds="http://schemas.openxmlformats.org/officeDocument/2006/customXml" ds:itemID="{F87A1911-26B3-44EC-B6AD-02FE49418F50}">
-  <ds:schemaRefs>
-    <ds:schemaRef ds:uri="http://schemas.microsoft.com/sharepoint/v3/contenttype/forms"/>
-  </ds:schemaRefs>
-</ds:datastoreItem>
+<file path=customXml/item4.xml><?xml version="1.0" encoding="utf-8"?>
+<b:Sources xmlns:b="http://schemas.openxmlformats.org/officeDocument/2006/bibliography" xmlns="http://schemas.openxmlformats.org/officeDocument/2006/bibliography" SelectedStyle="\APASixthEditionOfficeOnline.xsl" StyleName="APA" Version="6"/>
 </file>
 
-<file path=customXml/itemProps2.xml><?xml version="1.0" encoding="utf-8"?>
+<file path=customXml/itemProps1.xml><?xml version="1.0" encoding="utf-8"?>
 <ds:datastoreItem xmlns:ds="http://schemas.openxmlformats.org/officeDocument/2006/customXml" ds:itemID="{E00E26DF-802F-49D1-9191-0810990EFDC4}">
   <ds:schemaRefs>
     <ds:schemaRef ds:uri="http://schemas.microsoft.com/office/2006/metadata/contentType"/>
@@ -34984,20 +34884,35 @@
 </ds:datastoreItem>
 </file>
 
+<file path=customXml/itemProps2.xml><?xml version="1.0" encoding="utf-8"?>
+<ds:datastoreItem xmlns:ds="http://schemas.openxmlformats.org/officeDocument/2006/customXml" ds:itemID="{F87A1911-26B3-44EC-B6AD-02FE49418F50}">
+  <ds:schemaRefs>
+    <ds:schemaRef ds:uri="http://schemas.microsoft.com/sharepoint/v3/contenttype/forms"/>
+  </ds:schemaRefs>
+</ds:datastoreItem>
+</file>
+
 <file path=customXml/itemProps3.xml><?xml version="1.0" encoding="utf-8"?>
-<ds:datastoreItem xmlns:ds="http://schemas.openxmlformats.org/officeDocument/2006/customXml" ds:itemID="{5F210B13-2118-4C2E-9C58-D70C0E8251E9}">
+<ds:datastoreItem xmlns:ds="http://schemas.openxmlformats.org/officeDocument/2006/customXml" ds:itemID="{D5B305F6-B08B-41EC-85AA-9EE058B6C49C}">
   <ds:schemaRefs>
-    <ds:schemaRef ds:uri="http://schemas.openxmlformats.org/officeDocument/2006/bibliography"/>
+    <ds:schemaRef ds:uri="http://www.w3.org/XML/1998/namespace"/>
+    <ds:schemaRef ds:uri="http://schemas.microsoft.com/office/2006/metadata/properties"/>
+    <ds:schemaRef ds:uri="http://schemas.microsoft.com/office/2006/documentManagement/types"/>
+    <ds:schemaRef ds:uri="29526449-8d9b-479d-b23d-932bfbbd0f70"/>
+    <ds:schemaRef ds:uri="http://purl.org/dc/terms/"/>
+    <ds:schemaRef ds:uri="http://purl.org/dc/elements/1.1/"/>
+    <ds:schemaRef ds:uri="http://schemas.openxmlformats.org/package/2006/metadata/core-properties"/>
+    <ds:schemaRef ds:uri="http://schemas.microsoft.com/office/infopath/2007/PartnerControls"/>
+    <ds:schemaRef ds:uri="11077070-9532-4d19-b5a5-76589b65e791"/>
+    <ds:schemaRef ds:uri="http://purl.org/dc/dcmitype/"/>
   </ds:schemaRefs>
 </ds:datastoreItem>
 </file>
 
 <file path=customXml/itemProps4.xml><?xml version="1.0" encoding="utf-8"?>
-<ds:datastoreItem xmlns:ds="http://schemas.openxmlformats.org/officeDocument/2006/customXml" ds:itemID="{D5B305F6-B08B-41EC-85AA-9EE058B6C49C}">
+<ds:datastoreItem xmlns:ds="http://schemas.openxmlformats.org/officeDocument/2006/customXml" ds:itemID="{562596DE-54D1-4154-89BD-FFCEE06D06E8}">
   <ds:schemaRefs>
-    <ds:schemaRef ds:uri="http://schemas.microsoft.com/office/2006/metadata/properties"/>
-    <ds:schemaRef ds:uri="http://schemas.microsoft.com/office/infopath/2007/PartnerControls"/>
-    <ds:schemaRef ds:uri="11077070-9532-4d19-b5a5-76589b65e791"/>
+    <ds:schemaRef ds:uri="http://schemas.openxmlformats.org/officeDocument/2006/bibliography"/>
   </ds:schemaRefs>
 </ds:datastoreItem>
 </file>